--- a/projects/valuepickr-open-screen/docs/Devson Catalyst Ltd.docx
+++ b/projects/valuepickr-open-screen/docs/Devson Catalyst Ltd.docx
@@ -232,6 +232,590 @@
         <w:spacing w:after="120" w:before="280"/>
       </w:pPr>
       <w:r>
+        <w:t xml:space="preserve">Guidance &amp; Expectation Gap</w:t>
+      </w:r>
+    </w:p>
+    <w:p>
+      <w:pPr>
+        <w:spacing w:after="120"/>
+      </w:pPr>
+      <w:r>
+        <w:rPr>
+          <w:i/>
+          <w:iCs/>
+          <w:color w:val="666666"/>
+          <w:sz w:val="18"/>
+          <w:szCs w:val="18"/>
+        </w:rPr>
+        <w:t xml:space="preserve">Management guidance decoded into commitments, graded on the expectation → action → operational → commercial → financial ladder, then compared to what the current price appears to assume. Method: playbook/guidance-and-expectation-gap.md.</w:t>
+      </w:r>
+    </w:p>
+    <w:p>
+      <w:pPr>
+        <w:spacing w:after="120"/>
+      </w:pPr>
+      <w:r>
+        <w:rPr>
+          <w:b/>
+          <w:bCs/>
+          <w:sz w:val="20"/>
+          <w:szCs w:val="20"/>
+        </w:rPr>
+        <w:t xml:space="preserve">Market expectation vs. our path:</w:t>
+      </w:r>
+    </w:p>
+    <w:tbl>
+      <w:tblPr>
+        <w:tblW w:type="dxa" w:w="9000"/>
+        <w:tblBorders>
+          <w:top w:val="single" w:color="auto" w:sz="4"/>
+          <w:left w:val="single" w:color="auto" w:sz="4"/>
+          <w:bottom w:val="single" w:color="auto" w:sz="4"/>
+          <w:right w:val="single" w:color="auto" w:sz="4"/>
+          <w:insideH w:val="single" w:color="auto" w:sz="4"/>
+          <w:insideV w:val="single" w:color="auto" w:sz="4"/>
+        </w:tblBorders>
+      </w:tblPr>
+      <w:tblGrid>
+        <w:gridCol w:w="3200"/>
+        <w:gridCol w:w="5800"/>
+      </w:tblGrid>
+      <w:tr>
+        <w:tc>
+          <w:tcPr>
+            <w:tcW w:type="dxa" w:w="3200"/>
+            <w:shd w:fill="F2F2F2" w:val="clear"/>
+          </w:tcPr>
+          <w:p>
+            <w:r>
+              <w:rPr>
+                <w:b/>
+                <w:bCs/>
+              </w:rPr>
+              <w:t xml:space="preserve">As of</w:t>
+            </w:r>
+          </w:p>
+        </w:tc>
+        <w:tc>
+          <w:tcPr>
+            <w:tcW w:type="dxa" w:w="5800"/>
+          </w:tcPr>
+          <w:p>
+            <w:r>
+              <w:t xml:space="preserve">2026-09-09</w:t>
+            </w:r>
+          </w:p>
+        </w:tc>
+      </w:tr>
+      <w:tr>
+        <w:tc>
+          <w:tcPr>
+            <w:tcW w:type="dxa" w:w="3200"/>
+            <w:shd w:fill="F2F2F2" w:val="clear"/>
+          </w:tcPr>
+          <w:p>
+            <w:r>
+              <w:rPr>
+                <w:b/>
+                <w:bCs/>
+              </w:rPr>
+              <w:t xml:space="preserve">Price / multiple</w:t>
+            </w:r>
+          </w:p>
+        </w:tc>
+        <w:tc>
+          <w:tcPr>
+            <w:tcW w:type="dxa" w:w="5800"/>
+          </w:tcPr>
+          <w:p>
+            <w:r>
+              <w:t xml:space="preserve">Rs 352 · 39.1x P/E</w:t>
+            </w:r>
+          </w:p>
+        </w:tc>
+      </w:tr>
+      <w:tr>
+        <w:tc>
+          <w:tcPr>
+            <w:tcW w:type="dxa" w:w="3200"/>
+            <w:shd w:fill="F2F2F2" w:val="clear"/>
+          </w:tcPr>
+          <w:p>
+            <w:r>
+              <w:rPr>
+                <w:b/>
+                <w:bCs/>
+              </w:rPr>
+              <w:t xml:space="preserve">Right valuation lens</w:t>
+            </w:r>
+          </w:p>
+        </w:tc>
+        <w:tc>
+          <w:tcPr>
+            <w:tcW w:type="dxa" w:w="5800"/>
+          </w:tcPr>
+          <w:p>
+            <w:r>
+              <w:t xml:space="preserve">P/E</w:t>
+            </w:r>
+          </w:p>
+        </w:tc>
+      </w:tr>
+      <w:tr>
+        <w:tc>
+          <w:tcPr>
+            <w:tcW w:type="dxa" w:w="3200"/>
+            <w:shd w:fill="F2F2F2" w:val="clear"/>
+          </w:tcPr>
+          <w:p>
+            <w:r>
+              <w:rPr>
+                <w:b/>
+                <w:bCs/>
+              </w:rPr>
+              <w:t xml:space="preserve">Price implies</w:t>
+            </w:r>
+          </w:p>
+        </w:tc>
+        <w:tc>
+          <w:tcPr>
+            <w:tcW w:type="dxa" w:w="5800"/>
+          </w:tcPr>
+          <w:p>
+            <w:r>
+              <w:t xml:space="preserve">~39x on Rs13cr PAT needs ~35%+ EPS CAGR FY26-28 against a ~25x SME-catalyst exit</w:t>
+            </w:r>
+          </w:p>
+        </w:tc>
+      </w:tr>
+      <w:tr>
+        <w:tc>
+          <w:tcPr>
+            <w:tcW w:type="dxa" w:w="3200"/>
+            <w:shd w:fill="F2F2F2" w:val="clear"/>
+          </w:tcPr>
+          <w:p>
+            <w:r>
+              <w:rPr>
+                <w:b/>
+                <w:bCs/>
+              </w:rPr>
+              <w:t xml:space="preserve">Our FY27</w:t>
+            </w:r>
+          </w:p>
+        </w:tc>
+        <w:tc>
+          <w:tcPr>
+            <w:tcW w:type="dxa" w:w="5800"/>
+          </w:tcPr>
+          <w:p>
+            <w:r>
+              <w:t xml:space="preserve">revenue +25-30% (catalyst import-substitution + 15-country exports), OPM held ~28-30%, PAT +30%</w:t>
+            </w:r>
+          </w:p>
+        </w:tc>
+      </w:tr>
+      <w:tr>
+        <w:tc>
+          <w:tcPr>
+            <w:tcW w:type="dxa" w:w="3200"/>
+            <w:shd w:fill="F2F2F2" w:val="clear"/>
+          </w:tcPr>
+          <w:p>
+            <w:r>
+              <w:rPr>
+                <w:b/>
+                <w:bCs/>
+              </w:rPr>
+              <w:t xml:space="preserve">Our FY28</w:t>
+            </w:r>
+          </w:p>
+        </w:tc>
+        <w:tc>
+          <w:tcPr>
+            <w:tcW w:type="dxa" w:w="5800"/>
+          </w:tcPr>
+          <w:p>
+            <w:r>
+              <w:t xml:space="preserve">second leg on IPO-funded capacity addition; working-capital discipline the swing factor</w:t>
+            </w:r>
+          </w:p>
+        </w:tc>
+      </w:tr>
+      <w:tr>
+        <w:tc>
+          <w:tcPr>
+            <w:tcW w:type="dxa" w:w="3200"/>
+            <w:shd w:fill="F2F2F2" w:val="clear"/>
+          </w:tcPr>
+          <w:p>
+            <w:r>
+              <w:rPr>
+                <w:b/>
+                <w:bCs/>
+              </w:rPr>
+              <w:t xml:space="preserve">Gap direction</w:t>
+            </w:r>
+          </w:p>
+        </w:tc>
+        <w:tc>
+          <w:tcPr>
+            <w:tcW w:type="dxa" w:w="5800"/>
+          </w:tcPr>
+          <w:p>
+            <w:r>
+              <w:t xml:space="preserve">partially-priced</w:t>
+            </w:r>
+          </w:p>
+        </w:tc>
+      </w:tr>
+      <w:tr>
+        <w:tc>
+          <w:tcPr>
+            <w:tcW w:type="dxa" w:w="3200"/>
+            <w:shd w:fill="F2F2F2" w:val="clear"/>
+          </w:tcPr>
+          <w:p>
+            <w:r>
+              <w:rPr>
+                <w:b/>
+                <w:bCs/>
+              </w:rPr>
+              <w:t xml:space="preserve">Gap type</w:t>
+            </w:r>
+          </w:p>
+        </w:tc>
+        <w:tc>
+          <w:tcPr>
+            <w:tcW w:type="dxa" w:w="5800"/>
+          </w:tcPr>
+          <w:p>
+            <w:r>
+              <w:t xml:space="preserve">volume</w:t>
+            </w:r>
+          </w:p>
+        </w:tc>
+      </w:tr>
+      <w:tr>
+        <w:tc>
+          <w:tcPr>
+            <w:tcW w:type="dxa" w:w="3200"/>
+            <w:shd w:fill="F2F2F2" w:val="clear"/>
+          </w:tcPr>
+          <w:p>
+            <w:r>
+              <w:rPr>
+                <w:b/>
+                <w:bCs/>
+              </w:rPr>
+              <w:t xml:space="preserve">Gap magnitude</w:t>
+            </w:r>
+          </w:p>
+        </w:tc>
+        <w:tc>
+          <w:tcPr>
+            <w:tcW w:type="dxa" w:w="5800"/>
+          </w:tcPr>
+          <w:p>
+            <w:r>
+              <w:t xml:space="preserve">-10% (our FY28 PAT vs implied)</w:t>
+            </w:r>
+          </w:p>
+        </w:tc>
+      </w:tr>
+      <w:tr>
+        <w:tc>
+          <w:tcPr>
+            <w:tcW w:type="dxa" w:w="3200"/>
+            <w:shd w:fill="F2F2F2" w:val="clear"/>
+          </w:tcPr>
+          <w:p>
+            <w:r>
+              <w:rPr>
+                <w:b/>
+                <w:bCs/>
+              </w:rPr>
+              <w:t xml:space="preserve">Gap basis</w:t>
+            </w:r>
+          </w:p>
+        </w:tc>
+        <w:tc>
+          <w:tcPr>
+            <w:tcW w:type="dxa" w:w="5800"/>
+          </w:tcPr>
+          <w:p>
+            <w:r>
+              <w:t xml:space="preserve">high-ROCE import-substitution catalyst maker growing ~20-25%; 39x P/E prices continued 30%+ compounding while debtor/working-capital days are deteriorating sharply.</w:t>
+            </w:r>
+          </w:p>
+        </w:tc>
+      </w:tr>
+      <w:tr>
+        <w:tc>
+          <w:tcPr>
+            <w:tcW w:type="dxa" w:w="3200"/>
+            <w:shd w:fill="F2F2F2" w:val="clear"/>
+          </w:tcPr>
+          <w:p>
+            <w:r>
+              <w:rPr>
+                <w:b/>
+                <w:bCs/>
+              </w:rPr>
+              <w:t xml:space="preserve">Evidence quality</w:t>
+            </w:r>
+          </w:p>
+        </w:tc>
+        <w:tc>
+          <w:tcPr>
+            <w:tcW w:type="dxa" w:w="5800"/>
+          </w:tcPr>
+          <w:p>
+            <w:r>
+              <w:t xml:space="preserve">weak</w:t>
+            </w:r>
+          </w:p>
+        </w:tc>
+      </w:tr>
+    </w:tbl>
+    <w:p>
+      <w:pPr>
+        <w:spacing w:after="120"/>
+      </w:pPr>
+      <w:r>
+        <w:rPr>
+          <w:i/>
+          <w:iCs/>
+          <w:color w:val="666666"/>
+          <w:sz w:val="16"/>
+          <w:szCs w:val="16"/>
+        </w:rPr>
+        <w:t xml:space="preserve">no broker consensus; implied path is a reverse-P/E estimate + screener.in forward figures + VP thread view</w:t>
+      </w:r>
+    </w:p>
+    <w:p>
+      <w:pPr>
+        <w:pStyle w:val="Heading1"/>
+        <w:spacing w:after="120" w:before="280"/>
+      </w:pPr>
+      <w:r>
+        <w:t xml:space="preserve">Ishmohit-Lens Checks (value chain · earnings quality · growth trajectory · management · quality metrics · track record · global-signal check)</w:t>
+      </w:r>
+    </w:p>
+    <w:p>
+      <w:pPr>
+        <w:spacing w:after="120"/>
+      </w:pPr>
+      <w:r>
+        <w:rPr>
+          <w:i/>
+          <w:iCs/>
+          <w:color w:val="666666"/>
+          <w:sz w:val="18"/>
+          <w:szCs w:val="18"/>
+        </w:rPr>
+        <w:t xml:space="preserve">Extra checks drawn from @ishmohit1 / SOIC methodology (playbook/ishmohit-soic-style.md): where the company sits in its value chain and what the supply side is doing, whether a margin/PAT inflection is structural or a cyclical peak, the rate-of-change of growth vs. what the multiple demands, and management quality as a positive attribute.</w:t>
+      </w:r>
+    </w:p>
+    <w:p>
+      <w:pPr>
+        <w:spacing w:after="120"/>
+      </w:pPr>
+      <w:r>
+        <w:rPr>
+          <w:b/>
+          <w:bCs/>
+          <w:sz w:val="20"/>
+          <w:szCs w:val="20"/>
+        </w:rPr>
+        <w:t xml:space="preserve">Quality metrics (ROCE · debt · FCF · margin · capex):</w:t>
+      </w:r>
+    </w:p>
+    <w:tbl>
+      <w:tblPr>
+        <w:tblW w:type="dxa" w:w="9000"/>
+        <w:tblBorders>
+          <w:top w:val="single" w:color="auto" w:sz="4"/>
+          <w:left w:val="single" w:color="auto" w:sz="4"/>
+          <w:bottom w:val="single" w:color="auto" w:sz="4"/>
+          <w:right w:val="single" w:color="auto" w:sz="4"/>
+          <w:insideH w:val="single" w:color="auto" w:sz="4"/>
+          <w:insideV w:val="single" w:color="auto" w:sz="4"/>
+        </w:tblBorders>
+      </w:tblPr>
+      <w:tblGrid>
+        <w:gridCol w:w="3200"/>
+        <w:gridCol w:w="5800"/>
+      </w:tblGrid>
+      <w:tr>
+        <w:tc>
+          <w:tcPr>
+            <w:tcW w:type="dxa" w:w="3200"/>
+            <w:shd w:fill="F2F2F2" w:val="clear"/>
+          </w:tcPr>
+          <w:p>
+            <w:r>
+              <w:rPr>
+                <w:b/>
+                <w:bCs/>
+              </w:rPr>
+              <w:t xml:space="preserve">Assessment</w:t>
+            </w:r>
+          </w:p>
+        </w:tc>
+        <w:tc>
+          <w:tcPr>
+            <w:tcW w:type="dxa" w:w="5800"/>
+          </w:tcPr>
+          <w:p>
+            <w:r>
+              <w:t xml:space="preserve">positive</w:t>
+            </w:r>
+          </w:p>
+        </w:tc>
+      </w:tr>
+      <w:tr>
+        <w:tc>
+          <w:tcPr>
+            <w:tcW w:type="dxa" w:w="3200"/>
+            <w:shd w:fill="F2F2F2" w:val="clear"/>
+          </w:tcPr>
+          <w:p>
+            <w:r>
+              <w:rPr>
+                <w:b/>
+                <w:bCs/>
+              </w:rPr>
+              <w:t xml:space="preserve">ROCE</w:t>
+            </w:r>
+          </w:p>
+        </w:tc>
+        <w:tc>
+          <w:tcPr>
+            <w:tcW w:type="dxa" w:w="5800"/>
+          </w:tcPr>
+          <w:p>
+            <w:r>
+              <w:t xml:space="preserve">57% (improving)</w:t>
+            </w:r>
+          </w:p>
+        </w:tc>
+      </w:tr>
+      <w:tr>
+        <w:tc>
+          <w:tcPr>
+            <w:tcW w:type="dxa" w:w="3200"/>
+            <w:shd w:fill="F2F2F2" w:val="clear"/>
+          </w:tcPr>
+          <w:p>
+            <w:r>
+              <w:rPr>
+                <w:b/>
+                <w:bCs/>
+              </w:rPr>
+              <w:t xml:space="preserve">Leverage</w:t>
+            </w:r>
+          </w:p>
+        </w:tc>
+        <w:tc>
+          <w:tcPr>
+            <w:tcW w:type="dxa" w:w="5800"/>
+          </w:tcPr>
+          <w:p>
+            <w:r>
+              <w:t xml:space="preserve">Net debt/EBITDA 0x</w:t>
+            </w:r>
+          </w:p>
+        </w:tc>
+      </w:tr>
+      <w:tr>
+        <w:tc>
+          <w:tcPr>
+            <w:tcW w:type="dxa" w:w="3200"/>
+            <w:shd w:fill="F2F2F2" w:val="clear"/>
+          </w:tcPr>
+          <w:p>
+            <w:r>
+              <w:rPr>
+                <w:b/>
+                <w:bCs/>
+              </w:rPr>
+              <w:t xml:space="preserve">FCF conversion</w:t>
+            </w:r>
+          </w:p>
+        </w:tc>
+        <w:tc>
+          <w:tcPr>
+            <w:tcW w:type="dxa" w:w="5800"/>
+          </w:tcPr>
+          <w:p>
+            <w:r>
+              <w:t xml:space="preserve">-6%</w:t>
+            </w:r>
+          </w:p>
+        </w:tc>
+      </w:tr>
+      <w:tr>
+        <w:tc>
+          <w:tcPr>
+            <w:tcW w:type="dxa" w:w="3200"/>
+            <w:shd w:fill="F2F2F2" w:val="clear"/>
+          </w:tcPr>
+          <w:p>
+            <w:r>
+              <w:rPr>
+                <w:b/>
+                <w:bCs/>
+              </w:rPr>
+              <w:t xml:space="preserve">Margin trend</w:t>
+            </w:r>
+          </w:p>
+        </w:tc>
+        <w:tc>
+          <w:tcPr>
+            <w:tcW w:type="dxa" w:w="5800"/>
+          </w:tcPr>
+          <w:p>
+            <w:r>
+              <w:t xml:space="preserve">expanding</w:t>
+            </w:r>
+          </w:p>
+        </w:tc>
+      </w:tr>
+      <w:tr>
+        <w:tc>
+          <w:tcPr>
+            <w:tcW w:type="dxa" w:w="3200"/>
+            <w:shd w:fill="F2F2F2" w:val="clear"/>
+          </w:tcPr>
+          <w:p>
+            <w:r>
+              <w:rPr>
+                <w:b/>
+                <w:bCs/>
+              </w:rPr>
+              <w:t xml:space="preserve">Capex efficiency</w:t>
+            </w:r>
+          </w:p>
+        </w:tc>
+        <w:tc>
+          <w:tcPr>
+            <w:tcW w:type="dxa" w:w="5800"/>
+          </w:tcPr>
+          <w:p>
+            <w:r>
+              <w:t xml:space="preserve">productive</w:t>
+            </w:r>
+          </w:p>
+        </w:tc>
+      </w:tr>
+    </w:tbl>
+    <w:p>
+      <w:pPr>
+        <w:pStyle w:val="Heading1"/>
+        <w:spacing w:after="120" w:before="280"/>
+      </w:pPr>
+      <w:r>
         <w:t xml:space="preserve">Technical Read (Weekly / Monthly MACD + Bollinger Bands, or RSI/CCI/Williams %R proxy)</w:t>
       </w:r>
     </w:p>
@@ -449,6 +1033,34 @@
           <w:szCs w:val="24"/>
         </w:rPr>
         <w:t xml:space="preserve">10x-in-2-3-years</w:t>
+      </w:r>
+    </w:p>
+    <w:p>
+      <w:pPr>
+        <w:spacing w:after="120"/>
+      </w:pPr>
+      <w:r>
+        <w:rPr>
+          <w:color w:val="666666"/>
+          <w:sz w:val="20"/>
+          <w:szCs w:val="20"/>
+        </w:rPr>
+        <w:t xml:space="preserve">4-box gate — tailwind: weak · TAM: weak · moat: weak · valuation: weak  (score 2 / 4)</w:t>
+      </w:r>
+    </w:p>
+    <w:p>
+      <w:pPr>
+        <w:spacing w:after="120"/>
+      </w:pPr>
+      <w:r>
+        <w:rPr>
+          <w:i/>
+          <w:iCs/>
+          <w:color w:val="666666"/>
+          <w:sz w:val="20"/>
+          <w:szCs w:val="20"/>
+        </w:rPr>
+        <w:t xml:space="preserve">Listed July 2026 with no public quarters per verdict; ROCE~48% suggests returns but niche/driver undetailed; customer concentration disclosed.</w:t>
       </w:r>
     </w:p>
     <w:p>

--- a/projects/valuepickr-open-screen/docs/Devson Catalyst Ltd.docx
+++ b/projects/valuepickr-open-screen/docs/Devson Catalyst Ltd.docx
@@ -32,7 +32,7 @@
           <w:sz w:val="22"/>
           <w:szCs w:val="22"/>
         </w:rPr>
-        <w:t xml:space="preserve">Exceptional pre-IPO returns (ROCE ~48%) in an industrial-catalysts niche, but listed only July 2026 with zero public quarters and SME liquidity — 10x frame, Low conviction</w:t>
+        <w:t xml:space="preserve">Genuine industrial-catalyst niche with a new high-value Ammonia Decomposition Catalyst win (Tata Steel, NMDC), but revenue growth has stalled to ~6% YoY, working capital is blowing out, and customer/export concentration is real — thesis downgraded to neither, Low conviction, still zero public quarters</w:t>
       </w:r>
     </w:p>
     <w:p>
@@ -49,7 +49,7 @@
         <w:spacing w:after="120"/>
       </w:pPr>
       <w:r>
-        <w:t xml:space="preserve">Devson Catalyst (BSE SME, 544823) is an ISO-certified manufacturer of catalysts, adsorbents and ceramic balls used in oil &amp; gas, petrochemical, steel, fertiliser and other industrial process industries, with ~63% domestic / ~37% export revenue. IPO opened 9 July 2026, listed 16 July 2026. No ValuePickr thread yet; web/news + old-project baseline only.</w:t>
+        <w:t xml:space="preserve">Devson Catalyst (BSE SME, 544823) is an ISO-certified manufacturer of catalysts, adsorbents and ceramic balls used in oil &amp; gas, petrochemical, steel, fertiliser and other industrial process industries, with ~63% domestic / ~37% export revenue (exports concentrated in Kuwait). IPO opened 9 July 2026, listed 16 July 2026. No ValuePickr thread yet; this pass adds screener.in financials, IPO/RHP disclosures and a September 2026 Tata Steel/NMDC order announcement on top of the earlier web/news + old-project baseline.</w:t>
       </w:r>
     </w:p>
     <w:p>
@@ -99,7 +99,7 @@
           </w:tcPr>
           <w:p>
             <w:r>
-              <w:t xml:space="preserve">~Rs 275-373 Cr (BSE SME)</w:t>
+              <w:t xml:space="preserve">~Rs 443 Cr at Rs 326/share (2026-09-18, up from ~Rs 275-373 Cr at listing)</w:t>
             </w:r>
           </w:p>
         </w:tc>
@@ -126,7 +126,7 @@
           </w:tcPr>
           <w:p>
             <w:r>
-              <w:t xml:space="preserve">~43-46% / ~47.6% (pre-IPO)</w:t>
+              <w:t xml:space="preserve">~45% ROE (43% 3-yr avg) / ~57% ROCE (FY25-26, near debt-free)</w:t>
             </w:r>
           </w:p>
         </w:tc>
@@ -153,34 +153,88 @@
           </w:tcPr>
           <w:p>
             <w:r>
-              <w:t xml:space="preserve">~0.07 (almost debt-free)</w:t>
-            </w:r>
-          </w:p>
-        </w:tc>
-      </w:tr>
-      <w:tr>
-        <w:tc>
-          <w:tcPr>
-            <w:tcW w:type="dxa" w:w="3200"/>
-            <w:shd w:fill="F2F2F2" w:val="clear"/>
-          </w:tcPr>
-          <w:p>
-            <w:r>
-              <w:rPr>
-                <w:b/>
-                <w:bCs/>
-              </w:rPr>
-              <w:t xml:space="preserve">Revenue mix</w:t>
-            </w:r>
-          </w:p>
-        </w:tc>
-        <w:tc>
-          <w:tcPr>
-            <w:tcW w:type="dxa" w:w="5800"/>
-          </w:tcPr>
-          <w:p>
-            <w:r>
-              <w:t xml:space="preserve">~62.7% domestic / ~37.3% export</w:t>
+              <w:t xml:space="preserve">~0.07 (almost debt-free; borrowings ~Rs 2 Cr)</w:t>
+            </w:r>
+          </w:p>
+        </w:tc>
+      </w:tr>
+      <w:tr>
+        <w:tc>
+          <w:tcPr>
+            <w:tcW w:type="dxa" w:w="3200"/>
+            <w:shd w:fill="F2F2F2" w:val="clear"/>
+          </w:tcPr>
+          <w:p>
+            <w:r>
+              <w:rPr>
+                <w:b/>
+                <w:bCs/>
+              </w:rPr>
+              <w:t xml:space="preserve">Revenue growth (FY24→FY26)</w:t>
+            </w:r>
+          </w:p>
+        </w:tc>
+        <w:tc>
+          <w:tcPr>
+            <w:tcW w:type="dxa" w:w="5800"/>
+          </w:tcPr>
+          <w:p>
+            <w:r>
+              <w:t xml:space="preserve">+30% → +23% → +5.6% YoY — sharply decelerating; FY26 PAT growth (+63%) was margin-driven, not volume-driven</w:t>
+            </w:r>
+          </w:p>
+        </w:tc>
+      </w:tr>
+      <w:tr>
+        <w:tc>
+          <w:tcPr>
+            <w:tcW w:type="dxa" w:w="3200"/>
+            <w:shd w:fill="F2F2F2" w:val="clear"/>
+          </w:tcPr>
+          <w:p>
+            <w:r>
+              <w:rPr>
+                <w:b/>
+                <w:bCs/>
+              </w:rPr>
+              <w:t xml:space="preserve">Working capital</w:t>
+            </w:r>
+          </w:p>
+        </w:tc>
+        <w:tc>
+          <w:tcPr>
+            <w:tcW w:type="dxa" w:w="5800"/>
+          </w:tcPr>
+          <w:p>
+            <w:r>
+              <w:t xml:space="preserve">Debtor days 87→110, working-capital days 70→128 in FY26 — elongating despite the revenue slowdown</w:t>
+            </w:r>
+          </w:p>
+        </w:tc>
+      </w:tr>
+      <w:tr>
+        <w:tc>
+          <w:tcPr>
+            <w:tcW w:type="dxa" w:w="3200"/>
+            <w:shd w:fill="F2F2F2" w:val="clear"/>
+          </w:tcPr>
+          <w:p>
+            <w:r>
+              <w:rPr>
+                <w:b/>
+                <w:bCs/>
+              </w:rPr>
+              <w:t xml:space="preserve">Customer/export concentration</w:t>
+            </w:r>
+          </w:p>
+        </w:tc>
+        <w:tc>
+          <w:tcPr>
+            <w:tcW w:type="dxa" w:w="5800"/>
+          </w:tcPr>
+          <w:p>
+            <w:r>
+              <w:t xml:space="preserve">Top-10 customers = 76% of FY26 revenue; Kuwait alone = ~46% of export revenue (~17% of total)</w:t>
             </w:r>
           </w:p>
         </w:tc>
@@ -207,7 +261,7 @@
           </w:tcPr>
           <w:p>
             <w:r>
-              <w:t xml:space="preserve">Listed 16 July 2026 — no public quarterly results yet</w:t>
+              <w:t xml:space="preserve">Listed 16 July 2026 — still zero quarterly results as a listed company (first due ~mid-Nov 2026 for Q2 FY27)</w:t>
             </w:r>
           </w:p>
         </w:tc>
@@ -223,7 +277,7 @@
         <w:spacing w:after="120"/>
       </w:pPr>
       <w:r>
-        <w:t xml:space="preserve">Pre-IPO fundamentals are outstanding: ROCE ~48%, ROE in the mid-40s, almost debt-free, in a real industrial-process-catalysts niche with export traction. But the company has been public for only weeks, there is no public quarterly track record, the offering flagged customer-concentration risk, and BSE-SME liquidity limits position sizing.</w:t>
+        <w:t xml:space="preserve">Pre-IPO fundamentals looked outstanding (ROCE ~57%, ROE mid-40s, almost debt-free) and remain genuinely strong on returns. But this pass's deeper read of the FY24-FY26 numbers shows PAT growth has been margin-driven, not volume-driven: OPM roughly tripled from 11% to 30% while revenue growth decelerated hard, from +30% (FY24) to +23% (FY25) to just +5.6% (FY26). Working-capital days simultaneously blew out from 70 to 128 (debtor days 87→110) — a cash-drag warning that is not explained by growth, since growth itself stalled. Customer concentration (top-10 = 76% of revenue) and export concentration (Kuwait alone ~46% of exports) are real, disclosed risks. The one genuine new positive this pass found is a newly developed, higher-value Ammonia Decomposition Catalyst that has already been deployed at NMDC and won a first commercial order from Tata Steel (announced 4 Sept 2026) — real evidence of in-house R&amp;D capability — though order value/quantity is undisclosed. IPO proceeds (~Rs 17.4 Cr capex + Rs 12 Cr working capital) fund a near-doubling of capacity to 11,293 MTPA from 86.83%-utilised 6,205 MTPA. The company is still two months post-listing with zero public quarterly results.</w:t>
       </w:r>
     </w:p>
     <w:p>
@@ -232,7 +286,7 @@
         <w:spacing w:after="120" w:before="280"/>
       </w:pPr>
       <w:r>
-        <w:t xml:space="preserve">Guidance &amp; Expectation Gap</w:t>
+        <w:t xml:space="preserve">Deep-Dive: Primary Documents (Annual Reports, Quarterly Results, Exchange Filings)</w:t>
       </w:r>
     </w:p>
     <w:p>
@@ -247,7 +301,1096 @@
           <w:sz w:val="18"/>
           <w:szCs w:val="18"/>
         </w:rPr>
+        <w:t xml:space="preserve">Pass 1 — 2026-09-18. Built from the company's own filings (3 years of annual reports, ~4 quarters of results/concalls, and 6 months of BSE/NSE announcements), read via the web — a deeper layer than the forum-sentiment read below.</w:t>
+      </w:r>
+    </w:p>
+    <w:p>
+      <w:pPr>
+        <w:spacing w:after="120"/>
+      </w:pPr>
+      <w:r>
+        <w:rPr>
+          <w:b/>
+          <w:bCs/>
+          <w:sz w:val="20"/>
+          <w:szCs w:val="20"/>
+        </w:rPr>
+        <w:t xml:space="preserve">Sources reviewed this pass:</w:t>
+      </w:r>
+    </w:p>
+    <w:p>
+      <w:pPr>
+        <w:pStyle w:val="ListParagraph"/>
+        <w:numPr>
+          <w:ilvl w:val="0"/>
+          <w:numId w:val="1"/>
+        </w:numPr>
+        <w:spacing w:after="60"/>
+      </w:pPr>
+      <w:r>
+        <w:t xml:space="preserve">Business Standard — BSE SME Devson Catalyst listing debut</w:t>
+      </w:r>
+    </w:p>
+    <w:p>
+      <w:pPr>
+        <w:pStyle w:val="ListParagraph"/>
+        <w:numPr>
+          <w:ilvl w:val="0"/>
+          <w:numId w:val="1"/>
+        </w:numPr>
+        <w:spacing w:after="60"/>
+      </w:pPr>
+      <w:r>
+        <w:t xml:space="preserve">Business Standard / EquityBulls / Chemical Industry Digest — 4 Sept 2026 Ammonia Decomposition Catalyst / Tata Steel / NMDC order announcement</w:t>
+      </w:r>
+    </w:p>
+    <w:p>
+      <w:pPr>
+        <w:pStyle w:val="ListParagraph"/>
+        <w:numPr>
+          <w:ilvl w:val="0"/>
+          <w:numId w:val="1"/>
+        </w:numPr>
+        <w:spacing w:after="60"/>
+      </w:pPr>
+      <w:r>
+        <w:t xml:space="preserve">screener.in company page (544823) — FY23-26 annual P&amp;L, balance sheet, ROE/ROCE, working-capital days, shareholding</w:t>
+      </w:r>
+    </w:p>
+    <w:p>
+      <w:pPr>
+        <w:pStyle w:val="ListParagraph"/>
+        <w:numPr>
+          <w:ilvl w:val="0"/>
+          <w:numId w:val="1"/>
+        </w:numPr>
+        <w:spacing w:after="60"/>
+      </w:pPr>
+      <w:r>
+        <w:t xml:space="preserve">ipowatch.in / scanx.trade / multibagg.ai — IPO size, objects of issue, capacity-expansion plan</w:t>
+      </w:r>
+    </w:p>
+    <w:p>
+      <w:pPr>
+        <w:pStyle w:val="ListParagraph"/>
+        <w:numPr>
+          <w:ilvl w:val="0"/>
+          <w:numId w:val="1"/>
+        </w:numPr>
+        <w:spacing w:after="60"/>
+      </w:pPr>
+      <w:r>
+        <w:t xml:space="preserve">Web search summaries of RHP disclosures (customer concentration, export mix, promoter shareholding) — RHP PDF itself not fetched directly this pass</w:t>
+      </w:r>
+    </w:p>
+    <w:p>
+      <w:pPr>
+        <w:spacing w:after="120"/>
+      </w:pPr>
+      <w:r>
+        <w:rPr>
+          <w:b/>
+          <w:bCs/>
+          <w:sz w:val="20"/>
+          <w:szCs w:val="20"/>
+        </w:rPr>
+        <w:t xml:space="preserve">Annual-report findings (3-year view):</w:t>
+      </w:r>
+    </w:p>
+    <w:p>
+      <w:pPr>
+        <w:pStyle w:val="ListParagraph"/>
+        <w:numPr>
+          <w:ilvl w:val="0"/>
+          <w:numId w:val="1"/>
+        </w:numPr>
+        <w:spacing w:after="60"/>
+      </w:pPr>
+      <w:r>
+        <w:t xml:space="preserve">Revenue: Rs33cr (FY23) → Rs43cr (FY24) → Rs53cr (FY25) → Rs56cr (FY26); YoY growth +30%→+23%→+5.6%, decelerating sharply</w:t>
+      </w:r>
+    </w:p>
+    <w:p>
+      <w:pPr>
+        <w:pStyle w:val="ListParagraph"/>
+        <w:numPr>
+          <w:ilvl w:val="0"/>
+          <w:numId w:val="1"/>
+        </w:numPr>
+        <w:spacing w:after="60"/>
+      </w:pPr>
+      <w:r>
+        <w:t xml:space="preserve">OPM: 11% (FY23) → 15% (FY24) → 21% (FY25) → 30% (FY26); PAT Rs2cr→Rs4cr→Rs8cr→Rs13cr, driven by margin expansion not volume in the latest year</w:t>
+      </w:r>
+    </w:p>
+    <w:p>
+      <w:pPr>
+        <w:pStyle w:val="ListParagraph"/>
+        <w:numPr>
+          <w:ilvl w:val="0"/>
+          <w:numId w:val="1"/>
+        </w:numPr>
+        <w:spacing w:after="60"/>
+      </w:pPr>
+      <w:r>
+        <w:t xml:space="preserve">Near debt-free: borrowings ~Rs2cr; ROCE ~57%, ROE ~45% (43% 3-yr avg)</w:t>
+      </w:r>
+    </w:p>
+    <w:p>
+      <w:pPr>
+        <w:pStyle w:val="ListParagraph"/>
+        <w:numPr>
+          <w:ilvl w:val="0"/>
+          <w:numId w:val="1"/>
+        </w:numPr>
+        <w:spacing w:after="60"/>
+      </w:pPr>
+      <w:r>
+        <w:t xml:space="preserve">Working capital deteriorating: debtor days 87→110, working-capital days 70→128 in FY26</w:t>
+      </w:r>
+    </w:p>
+    <w:p>
+      <w:pPr>
+        <w:pStyle w:val="ListParagraph"/>
+        <w:numPr>
+          <w:ilvl w:val="0"/>
+          <w:numId w:val="1"/>
+        </w:numPr>
+        <w:spacing w:after="60"/>
+      </w:pPr>
+      <w:r>
+        <w:t xml:space="preserve">IPO: Rs42.34cr raised (fresh issue Rs39.39cr + OFS Rs2.95cr); Rs17.4cr earmarked for a new manufacturing unit (Batching Plant + Extruder, Flash Calciner) to take capacity from 6,205 to 11,293 MTPA; Rs12cr for FY27 working capital</w:t>
+      </w:r>
+    </w:p>
+    <w:p>
+      <w:pPr>
+        <w:pStyle w:val="ListParagraph"/>
+        <w:numPr>
+          <w:ilvl w:val="0"/>
+          <w:numId w:val="1"/>
+        </w:numPr>
+        <w:spacing w:after="60"/>
+      </w:pPr>
+      <w:r>
+        <w:t xml:space="preserve">Customer concentration: top-10 customers = 76.03% of FY26 revenue (57% repeat customers, a partial mitigant)</w:t>
+      </w:r>
+    </w:p>
+    <w:p>
+      <w:pPr>
+        <w:pStyle w:val="ListParagraph"/>
+        <w:numPr>
+          <w:ilvl w:val="0"/>
+          <w:numId w:val="1"/>
+        </w:numPr>
+        <w:spacing w:after="60"/>
+      </w:pPr>
+      <w:r>
+        <w:t xml:space="preserve">Export mix: 37.3% of FY26 revenue, heavily concentrated in Kuwait (~46% of export revenue, ~17% of total revenue); other export markets Qatar, UAE, USA, Turkey</w:t>
+      </w:r>
+    </w:p>
+    <w:p>
+      <w:pPr>
+        <w:pStyle w:val="ListParagraph"/>
+        <w:numPr>
+          <w:ilvl w:val="0"/>
+          <w:numId w:val="1"/>
+        </w:numPr>
+        <w:spacing w:after="60"/>
+      </w:pPr>
+      <w:r>
+        <w:t xml:space="preserve">Promoter holding 73.59% post-IPO (7 named promoters, largest at 35.6%), zero pledge disclosed</w:t>
+      </w:r>
+    </w:p>
+    <w:p>
+      <w:pPr>
+        <w:spacing w:after="120"/>
+      </w:pPr>
+      <w:r>
+        <w:rPr>
+          <w:b/>
+          <w:bCs/>
+          <w:sz w:val="20"/>
+          <w:szCs w:val="20"/>
+        </w:rPr>
+        <w:t xml:space="preserve">Quarterly trend (last ~4 quarters + concall commentary):</w:t>
+      </w:r>
+    </w:p>
+    <w:p>
+      <w:pPr>
+        <w:pStyle w:val="ListParagraph"/>
+        <w:numPr>
+          <w:ilvl w:val="0"/>
+          <w:numId w:val="1"/>
+        </w:numPr>
+        <w:spacing w:after="60"/>
+      </w:pPr>
+      <w:r>
+        <w:t xml:space="preserve">No post-listing quarterly results exist yet — company listed 16 July 2026, first quarterly disclosure as a listed entity (Q2 FY27, Jul-Sep 2026) is due within 45 days of quarter-end, i.e. ~mid-November 2026</w:t>
+      </w:r>
+    </w:p>
+    <w:p>
+      <w:pPr>
+        <w:pStyle w:val="ListParagraph"/>
+        <w:numPr>
+          <w:ilvl w:val="0"/>
+          <w:numId w:val="1"/>
+        </w:numPr>
+        <w:spacing w:after="60"/>
+      </w:pPr>
+      <w:r>
+        <w:t xml:space="preserve">Only annual FY23-26 trend available (see annual_report_findings) as a proxy for trajectory</w:t>
+      </w:r>
+    </w:p>
+    <w:p>
+      <w:pPr>
+        <w:spacing w:after="120"/>
+      </w:pPr>
+      <w:r>
+        <w:rPr>
+          <w:b/>
+          <w:bCs/>
+          <w:sz w:val="20"/>
+          <w:szCs w:val="20"/>
+        </w:rPr>
+        <w:t xml:space="preserve">Exchange announcements (last 6 months):</w:t>
+      </w:r>
+    </w:p>
+    <w:p>
+      <w:pPr>
+        <w:pStyle w:val="ListParagraph"/>
+        <w:numPr>
+          <w:ilvl w:val="0"/>
+          <w:numId w:val="1"/>
+        </w:numPr>
+        <w:spacing w:after="60"/>
+      </w:pPr>
+      <w:r>
+        <w:t xml:space="preserve">4 Sept 2026: successful in-house development of an Ammonia Decomposition Catalyst; already deployed at NMDC (order placed May 2026) and now a first commercial order from Tata Steel following NMDC trials; order value/quantity/delivery not disclosed</w:t>
+      </w:r>
+    </w:p>
+    <w:p>
+      <w:pPr>
+        <w:pStyle w:val="ListParagraph"/>
+        <w:numPr>
+          <w:ilvl w:val="0"/>
+          <w:numId w:val="1"/>
+        </w:numPr>
+        <w:spacing w:after="60"/>
+      </w:pPr>
+      <w:r>
+        <w:t xml:space="preserve">16 July 2026: listing on BSE SME at a ~71% premium to the Rs118 issue price</w:t>
+      </w:r>
+    </w:p>
+    <w:p>
+      <w:pPr>
+        <w:pStyle w:val="ListParagraph"/>
+        <w:numPr>
+          <w:ilvl w:val="0"/>
+          <w:numId w:val="1"/>
+        </w:numPr>
+        <w:spacing w:after="60"/>
+      </w:pPr>
+      <w:r>
+        <w:t xml:space="preserve">No other BSE corporate action (pledge change, rating action, litigation, board/auditor change, buyback/dividend) found this pass</w:t>
+      </w:r>
+    </w:p>
+    <w:p>
+      <w:pPr>
+        <w:spacing w:after="120"/>
+      </w:pPr>
+      <w:r>
+        <w:rPr>
+          <w:b/>
+          <w:bCs/>
+          <w:sz w:val="20"/>
+          <w:szCs w:val="20"/>
+        </w:rPr>
+        <w:t xml:space="preserve">Key new facts vs. the prior write-up:</w:t>
+      </w:r>
+    </w:p>
+    <w:p>
+      <w:pPr>
+        <w:pStyle w:val="ListParagraph"/>
+        <w:numPr>
+          <w:ilvl w:val="0"/>
+          <w:numId w:val="1"/>
+        </w:numPr>
+        <w:spacing w:after="60"/>
+      </w:pPr>
+      <w:r>
+        <w:t xml:space="preserve">Revenue growth has decelerated sharply for 3 straight years (+30%→+23%→+5.6%) — not visible in the pre-IPO summary write-up, which only cited pre-IPO ROCE/ROE headline levels</w:t>
+      </w:r>
+    </w:p>
+    <w:p>
+      <w:pPr>
+        <w:pStyle w:val="ListParagraph"/>
+        <w:numPr>
+          <w:ilvl w:val="0"/>
+          <w:numId w:val="1"/>
+        </w:numPr>
+        <w:spacing w:after="60"/>
+      </w:pPr>
+      <w:r>
+        <w:t xml:space="preserve">Working-capital days elongated 70→128 (debtor days 87→110) in FY26, independent of growth — a genuine cash-drag warning</w:t>
+      </w:r>
+    </w:p>
+    <w:p>
+      <w:pPr>
+        <w:pStyle w:val="ListParagraph"/>
+        <w:numPr>
+          <w:ilvl w:val="0"/>
+          <w:numId w:val="1"/>
+        </w:numPr>
+        <w:spacing w:after="60"/>
+      </w:pPr>
+      <w:r>
+        <w:t xml:space="preserve">New, evidenced commercial-stage product win: Ammonia Decomposition Catalyst deployed at NMDC and won a first Tata Steel order (Sept 2026) — a real R&amp;D/capability-ladder proof point, though unquantified</w:t>
+      </w:r>
+    </w:p>
+    <w:p>
+      <w:pPr>
+        <w:pStyle w:val="ListParagraph"/>
+        <w:numPr>
+          <w:ilvl w:val="0"/>
+          <w:numId w:val="1"/>
+        </w:numPr>
+        <w:spacing w:after="60"/>
+      </w:pPr>
+      <w:r>
+        <w:t xml:space="preserve">Customer concentration (top-10 = 76%) and single-country export concentration (Kuwait ~46% of exports) are now explicitly documented, not just flagged generically</w:t>
+      </w:r>
+    </w:p>
+    <w:p>
+      <w:pPr>
+        <w:pStyle w:val="ListParagraph"/>
+        <w:numPr>
+          <w:ilvl w:val="0"/>
+          <w:numId w:val="1"/>
+        </w:numPr>
+        <w:spacing w:after="60"/>
+      </w:pPr>
+      <w:r>
+        <w:t xml:space="preserve">IPO-funded capacity doubling (6,205→11,293 MTPA) is financed, not aspirational</w:t>
+      </w:r>
+    </w:p>
+    <w:p>
+      <w:pPr>
+        <w:pStyle w:val="ListParagraph"/>
+        <w:numPr>
+          <w:ilvl w:val="0"/>
+          <w:numId w:val="1"/>
+        </w:numPr>
+        <w:spacing w:after="60"/>
+      </w:pPr>
+      <w:r>
+        <w:t xml:space="preserve">Market cap has moved to ~Rs443cr / Rs326 per share (2026-09-18) from the ~Rs275-373cr listing-day range; P/E ~36x</w:t>
+      </w:r>
+    </w:p>
+    <w:p>
+      <w:pPr>
+        <w:spacing w:after="120"/>
+      </w:pPr>
+      <w:r>
+        <w:rPr>
+          <w:b/>
+          <w:bCs/>
+          <w:sz w:val="20"/>
+          <w:szCs w:val="20"/>
+        </w:rPr>
+        <w:t xml:space="preserve">Open questions / what to watch:</w:t>
+      </w:r>
+    </w:p>
+    <w:p>
+      <w:pPr>
+        <w:pStyle w:val="ListParagraph"/>
+        <w:numPr>
+          <w:ilvl w:val="0"/>
+          <w:numId w:val="1"/>
+        </w:numPr>
+        <w:spacing w:after="60"/>
+      </w:pPr>
+      <w:r>
+        <w:t xml:space="preserve">Exact order value/quantity/delivery timeline for the Tata Steel and NMDC Ammonia Decomposition Catalyst orders — undisclosed</w:t>
+      </w:r>
+    </w:p>
+    <w:p>
+      <w:pPr>
+        <w:pStyle w:val="ListParagraph"/>
+        <w:numPr>
+          <w:ilvl w:val="0"/>
+          <w:numId w:val="1"/>
+        </w:numPr>
+        <w:spacing w:after="60"/>
+      </w:pPr>
+      <w:r>
+        <w:t xml:space="preserve">Whether the FY26 reported EPS (screener flags it as anomalous post pre-IPO equity restructuring, Rs0.25cr→Rs10cr) normalises cleanly for forward P/E comparisons — could not build a defensible numeric scenario_analysis this pass because of this, left absent rather than guess</w:t>
+      </w:r>
+    </w:p>
+    <w:p>
+      <w:pPr>
+        <w:pStyle w:val="ListParagraph"/>
+        <w:numPr>
+          <w:ilvl w:val="0"/>
+          <w:numId w:val="1"/>
+        </w:numPr>
+        <w:spacing w:after="60"/>
+      </w:pPr>
+      <w:r>
+        <w:t xml:space="preserve">RPT trend and promoter compensation not independently verified — would need the full RHP PDF, out of this pass's budget</w:t>
+      </w:r>
+    </w:p>
+    <w:p>
+      <w:pPr>
+        <w:pStyle w:val="ListParagraph"/>
+        <w:numPr>
+          <w:ilvl w:val="0"/>
+          <w:numId w:val="1"/>
+        </w:numPr>
+        <w:spacing w:after="60"/>
+      </w:pPr>
+      <w:r>
+        <w:t xml:space="preserve">Whether the Rs12cr working-capital funding actually reverses the FY26 debtor/WC-day blowout — only visible once Q2/Q3 FY27 results are out</w:t>
+      </w:r>
+    </w:p>
+    <w:p>
+      <w:pPr>
+        <w:pStyle w:val="ListParagraph"/>
+        <w:numPr>
+          <w:ilvl w:val="0"/>
+          <w:numId w:val="1"/>
+        </w:numPr>
+        <w:spacing w:after="60"/>
+      </w:pPr>
+      <w:r>
+        <w:t xml:space="preserve">First post-listing quarterly result (Q2 FY27, due ~mid-Nov 2026) is the next real test of whether the FY26 numbers hold as a public company</w:t>
+      </w:r>
+    </w:p>
+    <w:p>
+      <w:pPr>
+        <w:spacing w:after="120" w:before="120"/>
+      </w:pPr>
+      <w:r>
+        <w:rPr>
+          <w:b/>
+          <w:bCs/>
+          <w:sz w:val="20"/>
+          <w:szCs w:val="20"/>
+        </w:rPr>
+        <w:t xml:space="preserve">Conviction impact: </w:t>
+      </w:r>
+      <w:r>
+        <w:rPr>
+          <w:sz w:val="20"/>
+          <w:szCs w:val="20"/>
+        </w:rPr>
+        <w:t xml:space="preserve">Low -&gt; Low. thesis_fit downgraded from 10x-in-2-3-years to neither: four_box score is 2.0 (tam=yes; tailwind, moat weak; valuation no) with no written exception available (valuation isn't 'yes', FY26 was a growth deceleration not a strong recent quarter, not a large-cap case). New facts this pass — revenue growth decelerating +30%→+23%→+5.6%, working-capital days elongating 70→128 independent of growth, and documented top-10/Kuwait concentration — are more cautionary than the pre-IPO summary suggested. The Tata Steel/NMDC Ammonia Decomposition Catalyst win is a genuine, evidenced positive but unquantified and does not yet offset those concerns. No red flag triggered (no pledge, no auditor/litigation issue); conviction stays Low, not lower, because the underlying returns (ROCE ~57%) and the new-product proof point are real.</w:t>
+      </w:r>
+    </w:p>
+    <w:p>
+      <w:pPr>
+        <w:pStyle w:val="Heading1"/>
+        <w:spacing w:after="120" w:before="280"/>
+      </w:pPr>
+      <w:r>
+        <w:t xml:space="preserve">Guidance &amp; Expectation Gap</w:t>
+      </w:r>
+    </w:p>
+    <w:p>
+      <w:pPr>
+        <w:spacing w:after="120"/>
+      </w:pPr>
+      <w:r>
+        <w:rPr>
+          <w:i/>
+          <w:iCs/>
+          <w:color w:val="666666"/>
+          <w:sz w:val="18"/>
+          <w:szCs w:val="18"/>
+        </w:rPr>
         <w:t xml:space="preserve">Management guidance decoded into commitments, graded on the expectation → action → operational → commercial → financial ladder, then compared to what the current price appears to assume. Method: playbook/guidance-and-expectation-gap.md.</w:t>
+      </w:r>
+    </w:p>
+    <w:p>
+      <w:pPr>
+        <w:spacing w:after="120"/>
+      </w:pPr>
+      <w:r>
+        <w:rPr>
+          <w:b/>
+          <w:bCs/>
+          <w:sz w:val="20"/>
+          <w:szCs w:val="20"/>
+        </w:rPr>
+        <w:t xml:space="preserve">Commitment ladder (most-proven first):</w:t>
+      </w:r>
+    </w:p>
+    <w:tbl>
+      <w:tblPr>
+        <w:tblW w:type="dxa" w:w="9000"/>
+        <w:tblBorders>
+          <w:top w:val="single" w:color="auto" w:sz="4"/>
+          <w:left w:val="single" w:color="auto" w:sz="4"/>
+          <w:bottom w:val="single" w:color="auto" w:sz="4"/>
+          <w:right w:val="single" w:color="auto" w:sz="4"/>
+          <w:insideH w:val="single" w:color="auto" w:sz="4"/>
+          <w:insideV w:val="single" w:color="auto" w:sz="4"/>
+        </w:tblBorders>
+      </w:tblPr>
+      <w:tblGrid>
+        <w:gridCol w:w="1100"/>
+        <w:gridCol w:w="2600"/>
+        <w:gridCol w:w="2400"/>
+        <w:gridCol w:w="900"/>
+        <w:gridCol w:w="1200"/>
+        <w:gridCol w:w="800"/>
+      </w:tblGrid>
+      <w:tr>
+        <w:trPr>
+          <w:tblHeader/>
+        </w:trPr>
+        <w:tc>
+          <w:tcPr>
+            <w:tcW w:type="dxa" w:w="1100"/>
+            <w:shd w:fill="F2F2F2" w:val="clear"/>
+          </w:tcPr>
+          <w:p>
+            <w:r>
+              <w:rPr>
+                <w:b/>
+                <w:bCs/>
+                <w:sz w:val="18"/>
+                <w:szCs w:val="18"/>
+              </w:rPr>
+              <w:t xml:space="preserve">Area</w:t>
+            </w:r>
+          </w:p>
+        </w:tc>
+        <w:tc>
+          <w:tcPr>
+            <w:tcW w:type="dxa" w:w="2600"/>
+            <w:shd w:fill="F2F2F2" w:val="clear"/>
+          </w:tcPr>
+          <w:p>
+            <w:r>
+              <w:rPr>
+                <w:b/>
+                <w:bCs/>
+                <w:sz w:val="18"/>
+                <w:szCs w:val="18"/>
+              </w:rPr>
+              <w:t xml:space="preserve">Commitment</w:t>
+            </w:r>
+          </w:p>
+        </w:tc>
+        <w:tc>
+          <w:tcPr>
+            <w:tcW w:type="dxa" w:w="2400"/>
+            <w:shd w:fill="F2F2F2" w:val="clear"/>
+          </w:tcPr>
+          <w:p>
+            <w:r>
+              <w:rPr>
+                <w:b/>
+                <w:bCs/>
+                <w:sz w:val="18"/>
+                <w:szCs w:val="18"/>
+              </w:rPr>
+              <w:t xml:space="preserve">Specifics</w:t>
+            </w:r>
+          </w:p>
+        </w:tc>
+        <w:tc>
+          <w:tcPr>
+            <w:tcW w:type="dxa" w:w="900"/>
+            <w:shd w:fill="F2F2F2" w:val="clear"/>
+          </w:tcPr>
+          <w:p>
+            <w:r>
+              <w:rPr>
+                <w:b/>
+                <w:bCs/>
+                <w:sz w:val="18"/>
+                <w:szCs w:val="18"/>
+              </w:rPr>
+              <w:t xml:space="preserve">By when</w:t>
+            </w:r>
+          </w:p>
+        </w:tc>
+        <w:tc>
+          <w:tcPr>
+            <w:tcW w:type="dxa" w:w="1200"/>
+            <w:shd w:fill="F2F2F2" w:val="clear"/>
+          </w:tcPr>
+          <w:p>
+            <w:r>
+              <w:rPr>
+                <w:b/>
+                <w:bCs/>
+                <w:sz w:val="18"/>
+                <w:szCs w:val="18"/>
+              </w:rPr>
+              <w:t xml:space="preserve">Stage</w:t>
+            </w:r>
+          </w:p>
+        </w:tc>
+        <w:tc>
+          <w:tcPr>
+            <w:tcW w:type="dxa" w:w="800"/>
+            <w:shd w:fill="F2F2F2" w:val="clear"/>
+          </w:tcPr>
+          <w:p>
+            <w:r>
+              <w:rPr>
+                <w:b/>
+                <w:bCs/>
+                <w:sz w:val="18"/>
+                <w:szCs w:val="18"/>
+              </w:rPr>
+              <w:t xml:space="preserve">Thesis-critical</w:t>
+            </w:r>
+          </w:p>
+        </w:tc>
+      </w:tr>
+      <w:tr>
+        <w:tc>
+          <w:tcPr>
+            <w:tcW w:type="dxa" w:w="1100"/>
+          </w:tcPr>
+          <w:p>
+            <w:r>
+              <w:rPr>
+                <w:b w:val="false"/>
+                <w:bCs w:val="false"/>
+                <w:sz w:val="18"/>
+                <w:szCs w:val="18"/>
+              </w:rPr>
+              <w:t xml:space="preserve">new_business</w:t>
+            </w:r>
+          </w:p>
+        </w:tc>
+        <w:tc>
+          <w:tcPr>
+            <w:tcW w:type="dxa" w:w="2600"/>
+          </w:tcPr>
+          <w:p>
+            <w:r>
+              <w:rPr>
+                <w:b w:val="false"/>
+                <w:bCs w:val="false"/>
+                <w:sz w:val="18"/>
+                <w:szCs w:val="18"/>
+              </w:rPr>
+              <w:t xml:space="preserve">Ammonia Decomposition Catalyst — in-house developed, deployed at NMDC, now a first commercial order from Tata Steel</w:t>
+            </w:r>
+          </w:p>
+        </w:tc>
+        <w:tc>
+          <w:tcPr>
+            <w:tcW w:type="dxa" w:w="2400"/>
+          </w:tcPr>
+          <w:p>
+            <w:r>
+              <w:rPr>
+                <w:b w:val="false"/>
+                <w:bCs w:val="false"/>
+                <w:sz w:val="18"/>
+                <w:szCs w:val="18"/>
+              </w:rPr>
+              <w:t xml:space="preserve">Order value, quantity and delivery timeline not disclosed; NMDC order placed May 2026 and already deployed; Tata Steel order announced 4 Sept 2026 following successful NMDC trials</w:t>
+            </w:r>
+          </w:p>
+        </w:tc>
+        <w:tc>
+          <w:tcPr>
+            <w:tcW w:type="dxa" w:w="900"/>
+          </w:tcPr>
+          <w:p>
+            <w:r>
+              <w:rPr>
+                <w:b w:val="false"/>
+                <w:bCs w:val="false"/>
+                <w:sz w:val="18"/>
+                <w:szCs w:val="18"/>
+              </w:rPr>
+              <w:t xml:space="preserve">6M</w:t>
+            </w:r>
+          </w:p>
+        </w:tc>
+        <w:tc>
+          <w:tcPr>
+            <w:tcW w:type="dxa" w:w="1200"/>
+          </w:tcPr>
+          <w:p>
+            <w:r>
+              <w:rPr>
+                <w:b w:val="false"/>
+                <w:bCs w:val="false"/>
+                <w:sz w:val="18"/>
+                <w:szCs w:val="18"/>
+              </w:rPr>
+              <w:t xml:space="preserve">commercial</w:t>
+            </w:r>
+          </w:p>
+        </w:tc>
+        <w:tc>
+          <w:tcPr>
+            <w:tcW w:type="dxa" w:w="800"/>
+          </w:tcPr>
+          <w:p>
+            <w:r>
+              <w:rPr>
+                <w:b w:val="false"/>
+                <w:bCs w:val="false"/>
+                <w:sz w:val="18"/>
+                <w:szCs w:val="18"/>
+              </w:rPr>
+              <w:t xml:space="preserve">yes</w:t>
+            </w:r>
+          </w:p>
+        </w:tc>
+      </w:tr>
+      <w:tr>
+        <w:tc>
+          <w:tcPr>
+            <w:tcW w:type="dxa" w:w="1100"/>
+          </w:tcPr>
+          <w:p>
+            <w:r>
+              <w:rPr>
+                <w:b w:val="false"/>
+                <w:bCs w:val="false"/>
+                <w:sz w:val="18"/>
+                <w:szCs w:val="18"/>
+              </w:rPr>
+              <w:t xml:space="preserve">capacity</w:t>
+            </w:r>
+          </w:p>
+        </w:tc>
+        <w:tc>
+          <w:tcPr>
+            <w:tcW w:type="dxa" w:w="2600"/>
+          </w:tcPr>
+          <w:p>
+            <w:r>
+              <w:rPr>
+                <w:b w:val="false"/>
+                <w:bCs w:val="false"/>
+                <w:sz w:val="18"/>
+                <w:szCs w:val="18"/>
+              </w:rPr>
+              <w:t xml:space="preserve">Near-double installed capacity from 6,205 MTPA (86.83% utilised) to 11,293 MTPA</w:t>
+            </w:r>
+          </w:p>
+        </w:tc>
+        <w:tc>
+          <w:tcPr>
+            <w:tcW w:type="dxa" w:w="2400"/>
+          </w:tcPr>
+          <w:p>
+            <w:r>
+              <w:rPr>
+                <w:b w:val="false"/>
+                <w:bCs w:val="false"/>
+                <w:sz w:val="18"/>
+                <w:szCs w:val="18"/>
+              </w:rPr>
+              <w:t xml:space="preserve">New unit incl. Batching Plant with Extruder + Flash Calciner; ~Rs 17.4 Cr from IPO proceeds</w:t>
+            </w:r>
+          </w:p>
+        </w:tc>
+        <w:tc>
+          <w:tcPr>
+            <w:tcW w:type="dxa" w:w="900"/>
+          </w:tcPr>
+          <w:p>
+            <w:r>
+              <w:rPr>
+                <w:b w:val="false"/>
+                <w:bCs w:val="false"/>
+                <w:sz w:val="18"/>
+                <w:szCs w:val="18"/>
+              </w:rPr>
+              <w:t xml:space="preserve">12M</w:t>
+            </w:r>
+          </w:p>
+        </w:tc>
+        <w:tc>
+          <w:tcPr>
+            <w:tcW w:type="dxa" w:w="1200"/>
+          </w:tcPr>
+          <w:p>
+            <w:r>
+              <w:rPr>
+                <w:b w:val="false"/>
+                <w:bCs w:val="false"/>
+                <w:sz w:val="18"/>
+                <w:szCs w:val="18"/>
+              </w:rPr>
+              <w:t xml:space="preserve">action</w:t>
+            </w:r>
+          </w:p>
+        </w:tc>
+        <w:tc>
+          <w:tcPr>
+            <w:tcW w:type="dxa" w:w="800"/>
+          </w:tcPr>
+          <w:p>
+            <w:r>
+              <w:rPr>
+                <w:b w:val="false"/>
+                <w:bCs w:val="false"/>
+                <w:sz w:val="18"/>
+                <w:szCs w:val="18"/>
+              </w:rPr>
+              <w:t xml:space="preserve">yes</w:t>
+            </w:r>
+          </w:p>
+        </w:tc>
+      </w:tr>
+      <w:tr>
+        <w:tc>
+          <w:tcPr>
+            <w:tcW w:type="dxa" w:w="1100"/>
+          </w:tcPr>
+          <w:p>
+            <w:r>
+              <w:rPr>
+                <w:b w:val="false"/>
+                <w:bCs w:val="false"/>
+                <w:sz w:val="18"/>
+                <w:szCs w:val="18"/>
+              </w:rPr>
+              <w:t xml:space="preserve">balance_sheet</w:t>
+            </w:r>
+          </w:p>
+        </w:tc>
+        <w:tc>
+          <w:tcPr>
+            <w:tcW w:type="dxa" w:w="2600"/>
+          </w:tcPr>
+          <w:p>
+            <w:r>
+              <w:rPr>
+                <w:b w:val="false"/>
+                <w:bCs w:val="false"/>
+                <w:sz w:val="18"/>
+                <w:szCs w:val="18"/>
+              </w:rPr>
+              <w:t xml:space="preserve">Rs 12 Cr of IPO proceeds earmarked for FY27 working-capital funding</w:t>
+            </w:r>
+          </w:p>
+        </w:tc>
+        <w:tc>
+          <w:tcPr>
+            <w:tcW w:type="dxa" w:w="2400"/>
+          </w:tcPr>
+          <w:p>
+            <w:r>
+              <w:rPr>
+                <w:b w:val="false"/>
+                <w:bCs w:val="false"/>
+                <w:sz w:val="18"/>
+                <w:szCs w:val="18"/>
+              </w:rPr>
+              <w:t xml:space="preserve">Rs 12 Cr from the ~Rs 42.34 Cr IPO (fresh issue Rs 39.39cr + OFS Rs 2.95cr)</w:t>
+            </w:r>
+          </w:p>
+        </w:tc>
+        <w:tc>
+          <w:tcPr>
+            <w:tcW w:type="dxa" w:w="900"/>
+          </w:tcPr>
+          <w:p>
+            <w:r>
+              <w:rPr>
+                <w:b w:val="false"/>
+                <w:bCs w:val="false"/>
+                <w:sz w:val="18"/>
+                <w:szCs w:val="18"/>
+              </w:rPr>
+              <w:t xml:space="preserve">FY27</w:t>
+            </w:r>
+          </w:p>
+        </w:tc>
+        <w:tc>
+          <w:tcPr>
+            <w:tcW w:type="dxa" w:w="1200"/>
+          </w:tcPr>
+          <w:p>
+            <w:r>
+              <w:rPr>
+                <w:b w:val="false"/>
+                <w:bCs w:val="false"/>
+                <w:sz w:val="18"/>
+                <w:szCs w:val="18"/>
+              </w:rPr>
+              <w:t xml:space="preserve">action</w:t>
+            </w:r>
+          </w:p>
+        </w:tc>
+        <w:tc>
+          <w:tcPr>
+            <w:tcW w:type="dxa" w:w="800"/>
+          </w:tcPr>
+          <w:p>
+            <w:r>
+              <w:rPr>
+                <w:b w:val="false"/>
+                <w:bCs w:val="false"/>
+                <w:sz w:val="18"/>
+                <w:szCs w:val="18"/>
+              </w:rPr>
+              <w:t xml:space="preserve"/>
+            </w:r>
+          </w:p>
+        </w:tc>
+      </w:tr>
+    </w:tbl>
+    <w:p>
+      <w:pPr>
+        <w:spacing w:after="60" w:before="120"/>
+      </w:pPr>
+      <w:r>
+        <w:rPr>
+          <w:b/>
+          <w:bCs/>
+          <w:sz w:val="20"/>
+          <w:szCs w:val="20"/>
+        </w:rPr>
+        <w:t xml:space="preserve">Earnings chain: </w:t>
+      </w:r>
+      <w:r>
+        <w:rPr>
+          <w:b w:val="false"/>
+          <w:bCs w:val="false"/>
+          <w:sz w:val="20"/>
+          <w:szCs w:val="20"/>
+        </w:rPr>
+        <w:t xml:space="preserve">capacity expansion to 11,293 MTPA</w:t>
+      </w:r>
+      <w:r>
+        <w:rPr>
+          <w:color w:val="666666"/>
+          <w:sz w:val="20"/>
+          <w:szCs w:val="20"/>
+        </w:rPr>
+        <w:t xml:space="preserve"> → </w:t>
+      </w:r>
+      <w:r>
+        <w:rPr>
+          <w:b w:val="false"/>
+          <w:bCs w:val="false"/>
+          <w:sz w:val="20"/>
+          <w:szCs w:val="20"/>
+        </w:rPr>
+        <w:t xml:space="preserve">Ammonia Decomposition Catalyst ramp beyond NMDC/Tata Steel pilot orders</w:t>
+      </w:r>
+      <w:r>
+        <w:rPr>
+          <w:color w:val="666666"/>
+          <w:sz w:val="20"/>
+          <w:szCs w:val="20"/>
+        </w:rPr>
+        <w:t xml:space="preserve"> → </w:t>
+      </w:r>
+      <w:r>
+        <w:rPr>
+          <w:b w:val="false"/>
+          <w:bCs w:val="false"/>
+          <w:sz w:val="20"/>
+          <w:szCs w:val="20"/>
+        </w:rPr>
+        <w:t xml:space="preserve">revenue growth resumption (from FY26's +5.6%)</w:t>
+      </w:r>
+      <w:r>
+        <w:rPr>
+          <w:color w:val="666666"/>
+          <w:sz w:val="20"/>
+          <w:szCs w:val="20"/>
+        </w:rPr>
+        <w:t xml:space="preserve"> → </w:t>
+      </w:r>
+      <w:r>
+        <w:rPr>
+          <w:b w:val="false"/>
+          <w:bCs w:val="false"/>
+          <w:sz w:val="20"/>
+          <w:szCs w:val="20"/>
+        </w:rPr>
+        <w:t xml:space="preserve">margin sustenance near the FY26 30% OPM high</w:t>
+      </w:r>
+      <w:r>
+        <w:rPr>
+          <w:color w:val="666666"/>
+          <w:sz w:val="20"/>
+          <w:szCs w:val="20"/>
+        </w:rPr>
+        <w:t xml:space="preserve"> → </w:t>
+      </w:r>
+      <w:r>
+        <w:rPr>
+          <w:b w:val="false"/>
+          <w:bCs w:val="false"/>
+          <w:sz w:val="20"/>
+          <w:szCs w:val="20"/>
+        </w:rPr>
+        <w:t xml:space="preserve">PAT growth</w:t>
+      </w:r>
+      <w:r>
+        <w:rPr>
+          <w:color w:val="666666"/>
+          <w:sz w:val="20"/>
+          <w:szCs w:val="20"/>
+        </w:rPr>
+        <w:t xml:space="preserve"> → </w:t>
+      </w:r>
+      <w:r>
+        <w:rPr>
+          <w:b w:val="false"/>
+          <w:bCs w:val="false"/>
+          <w:sz w:val="20"/>
+          <w:szCs w:val="20"/>
+        </w:rPr>
+        <w:t xml:space="preserve">FCF conversion improving on tighter working capital</w:t>
+      </w:r>
+    </w:p>
+    <w:p>
+      <w:pPr>
+        <w:spacing w:after="120"/>
+      </w:pPr>
+      <w:r>
+        <w:rPr>
+          <w:color w:val="666666"/>
+          <w:sz w:val="18"/>
+          <w:szCs w:val="18"/>
+        </w:rPr>
+        <w:t xml:space="preserve">Bottleneck link: working-capital discipline (debtor days 110, WC days 128) — cash conversion is the swing factor even if revenue and margin execute as hoped.</w:t>
+      </w:r>
+    </w:p>
+    <w:p>
+      <w:pPr>
+        <w:spacing w:after="120"/>
+      </w:pPr>
+      <w:r>
+        <w:rPr>
+          <w:color w:val="666666"/>
+          <w:sz w:val="18"/>
+          <w:szCs w:val="18"/>
+        </w:rPr>
+        <w:t xml:space="preserve">Operating leverage: unclear — OPM already expanded 11%→30% over 3 years, so further large operating leverage from here is a bigger ask than the market's multiple may assume</w:t>
+      </w:r>
+    </w:p>
+    <w:p>
+      <w:pPr>
+        <w:spacing w:after="120"/>
+      </w:pPr>
+      <w:r>
+        <w:rPr>
+          <w:color w:val="666666"/>
+          <w:sz w:val="18"/>
+          <w:szCs w:val="18"/>
+        </w:rPr>
+        <w:t xml:space="preserve">Evidenced: Ammonia Decomposition Catalyst commercial order (Tata Steel, following NMDC deployment); capacity expansion funded (Rs17.4cr of IPO proceeds allocated). Still assumed: revenue growth resumption; margin sustenance; FCF conversion improving.</w:t>
       </w:r>
     </w:p>
     <w:p>
@@ -302,7 +1445,7 @@
           </w:tcPr>
           <w:p>
             <w:r>
-              <w:t xml:space="preserve">2026-09-09</w:t>
+              <w:t xml:space="preserve">2026-09-18</w:t>
             </w:r>
           </w:p>
         </w:tc>
@@ -329,7 +1472,7 @@
           </w:tcPr>
           <w:p>
             <w:r>
-              <w:t xml:space="preserve">Rs 352 · 39.1x P/E</w:t>
+              <w:t xml:space="preserve">Rs 326 · 36.2x P/E</w:t>
             </w:r>
           </w:p>
         </w:tc>
@@ -383,7 +1526,7 @@
           </w:tcPr>
           <w:p>
             <w:r>
-              <w:t xml:space="preserve">~39x on Rs13cr PAT needs ~35%+ EPS CAGR FY26-28 against a ~25x SME-catalyst exit</w:t>
+              <w:t xml:space="preserve">~36x trailing P/E (Rs443cr mcap on ~Rs13cr FY26 PAT) needs high-20s%+ EPS CAGR FY26-28 against a ~20-22x SME-industrial exit multiple; FY26 revenue growth itself already slowed to +5.6% YoY</w:t>
             </w:r>
           </w:p>
         </w:tc>
@@ -410,7 +1553,7 @@
           </w:tcPr>
           <w:p>
             <w:r>
-              <w:t xml:space="preserve">revenue +25-30% (catalyst import-substitution + 15-country exports), OPM held ~28-30%, PAT +30%</w:t>
+              <w:t xml:space="preserve">revenue growth likely re-accelerates modestly (new capacity + Ammonia Decomposition Catalyst ramp) to roughly +12-18%; OPM likely plateaus or mild-compresses off the FY26 high (30%) as the business enters a capacity-expansion phase; PAT growth decelerates toward +15-20%</w:t>
             </w:r>
           </w:p>
         </w:tc>
@@ -437,7 +1580,7 @@
           </w:tcPr>
           <w:p>
             <w:r>
-              <w:t xml:space="preserve">second leg on IPO-funded capacity addition; working-capital discipline the swing factor</w:t>
+              <w:t xml:space="preserve">a second leg depends on 11,293-MTPA capacity commissioning and Tata Steel/NMDC repeat orders for the Ammonia Decomposition Catalyst scaling beyond pilot volumes; working-capital normalisation (debtor/WC days) is the swing factor for whether PAT growth converts to cash</w:t>
             </w:r>
           </w:p>
         </w:tc>
@@ -464,7 +1607,7 @@
           </w:tcPr>
           <w:p>
             <w:r>
-              <w:t xml:space="preserve">partially-priced</w:t>
+              <w:t xml:space="preserve">over-optimistic</w:t>
             </w:r>
           </w:p>
         </w:tc>
@@ -518,7 +1661,7 @@
           </w:tcPr>
           <w:p>
             <w:r>
-              <w:t xml:space="preserve">-10% (our FY28 PAT vs implied)</w:t>
+              <w:t xml:space="preserve">-15% (our FY28 PAT vs implied)</w:t>
             </w:r>
           </w:p>
         </w:tc>
@@ -545,7 +1688,7 @@
           </w:tcPr>
           <w:p>
             <w:r>
-              <w:t xml:space="preserve">high-ROCE import-substitution catalyst maker growing ~20-25%; 39x P/E prices continued 30%+ compounding while debtor/working-capital days are deteriorating sharply.</w:t>
+              <w:t xml:space="preserve">36x P/E is pricing continued high-20s%+ compounding, but our own FY27/28 case is more cautious than that given the FY26 revenue-growth crash (+23%→+5.6%), a margin already at a 3-year high (peak-margin risk), and an unresolved working-capital blowout — our estimate sits below what the current price needs</w:t>
             </w:r>
           </w:p>
         </w:tc>
@@ -572,7 +1715,7 @@
           </w:tcPr>
           <w:p>
             <w:r>
-              <w:t xml:space="preserve">weak</w:t>
+              <w:t xml:space="preserve">moderate</w:t>
             </w:r>
           </w:p>
         </w:tc>
@@ -595,6 +1738,35 @@
     </w:p>
     <w:p>
       <w:pPr>
+        <w:spacing w:after="120" w:before="120"/>
+      </w:pPr>
+      <w:r>
+        <w:rPr>
+          <w:b/>
+          <w:bCs/>
+          <w:sz w:val="20"/>
+          <w:szCs w:val="20"/>
+        </w:rPr>
+        <w:t xml:space="preserve">Catalyst: </w:t>
+      </w:r>
+      <w:r>
+        <w:rPr>
+          <w:sz w:val="20"/>
+          <w:szCs w:val="20"/>
+        </w:rPr>
+        <w:t xml:space="preserve">Q2 FY27 (Jul-Sep 2026) results — first quarterly print as a listed company; plus any disclosed Ammonia Decomposition Catalyst order value or repeat-order cadence from Tata Steel/NMDC</w:t>
+      </w:r>
+      <w:r>
+        <w:rPr>
+          <w:color w:val="666666"/>
+          <w:sz w:val="18"/>
+          <w:szCs w:val="18"/>
+        </w:rPr>
+        <w:t xml:space="preserve"> (window ~2M from 2026-09-18; dated; evidence med; pending)</w:t>
+      </w:r>
+    </w:p>
+    <w:p>
+      <w:pPr>
         <w:pStyle w:val="Heading1"/>
         <w:spacing w:after="120" w:before="280"/>
       </w:pPr>
@@ -628,7 +1800,7 @@
           <w:sz w:val="20"/>
           <w:szCs w:val="20"/>
         </w:rPr>
-        <w:t xml:space="preserve">Quality metrics (ROCE · debt · FCF · margin · capex):</w:t>
+        <w:t xml:space="preserve">Value chain &amp; supply side:</w:t>
       </w:r>
     </w:p>
     <w:tbl>
@@ -659,6 +1831,292 @@
                 <w:b/>
                 <w:bCs/>
               </w:rPr>
+              <w:t xml:space="preserve">Theme</w:t>
+            </w:r>
+          </w:p>
+        </w:tc>
+        <w:tc>
+          <w:tcPr>
+            <w:tcW w:type="dxa" w:w="5800"/>
+          </w:tcPr>
+          <w:p>
+            <w:r>
+              <w:t xml:space="preserve">industrial catalysts/adsorbents import-substitution, with an emerging green-hydrogen/steel-decarbonisation ammonia-cracking-catalyst angle</w:t>
+            </w:r>
+          </w:p>
+        </w:tc>
+      </w:tr>
+      <w:tr>
+        <w:tc>
+          <w:tcPr>
+            <w:tcW w:type="dxa" w:w="3200"/>
+            <w:shd w:fill="F2F2F2" w:val="clear"/>
+          </w:tcPr>
+          <w:p>
+            <w:r>
+              <w:rPr>
+                <w:b/>
+                <w:bCs/>
+              </w:rPr>
+              <w:t xml:space="preserve">This company's position</w:t>
+            </w:r>
+          </w:p>
+        </w:tc>
+        <w:tc>
+          <w:tcPr>
+            <w:tcW w:type="dxa" w:w="5800"/>
+          </w:tcPr>
+          <w:p>
+            <w:r>
+              <w:t xml:space="preserve">small Gujarat-based B2B manufacturer of catalysts, adsorbents and ceramic balls for steel, oil &amp; gas, petrochemical and fertiliser customers, ~63% domestic / ~37% export (export concentrated in Kuwait)</w:t>
+            </w:r>
+          </w:p>
+        </w:tc>
+      </w:tr>
+      <w:tr>
+        <w:tc>
+          <w:tcPr>
+            <w:tcW w:type="dxa" w:w="3200"/>
+            <w:shd w:fill="F2F2F2" w:val="clear"/>
+          </w:tcPr>
+          <w:p>
+            <w:r>
+              <w:rPr>
+                <w:b/>
+                <w:bCs/>
+              </w:rPr>
+              <w:t xml:space="preserve">Bottleneck node (pricing power)</w:t>
+            </w:r>
+          </w:p>
+        </w:tc>
+        <w:tc>
+          <w:tcPr>
+            <w:tcW w:type="dxa" w:w="5800"/>
+          </w:tcPr>
+          <w:p>
+            <w:r>
+              <w:t xml:space="preserve">customer qualification/approval cycles for new catalyst chemistries (e.g. the Ammonia Decomposition Catalyst's NMDC-then-Tata Steel trial path) and single-plant manufacturing capacity</w:t>
+            </w:r>
+          </w:p>
+        </w:tc>
+      </w:tr>
+      <w:tr>
+        <w:tc>
+          <w:tcPr>
+            <w:tcW w:type="dxa" w:w="3200"/>
+            <w:shd w:fill="F2F2F2" w:val="clear"/>
+          </w:tcPr>
+          <w:p>
+            <w:r>
+              <w:rPr>
+                <w:b/>
+                <w:bCs/>
+              </w:rPr>
+              <w:t xml:space="preserve">Supply-side status</w:t>
+            </w:r>
+          </w:p>
+        </w:tc>
+        <w:tc>
+          <w:tcPr>
+            <w:tcW w:type="dxa" w:w="5800"/>
+          </w:tcPr>
+          <w:p>
+            <w:r>
+              <w:t xml:space="preserve">unclear</w:t>
+            </w:r>
+          </w:p>
+        </w:tc>
+      </w:tr>
+      <w:tr>
+        <w:tc>
+          <w:tcPr>
+            <w:tcW w:type="dxa" w:w="3200"/>
+            <w:shd w:fill="F2F2F2" w:val="clear"/>
+          </w:tcPr>
+          <w:p>
+            <w:r>
+              <w:rPr>
+                <w:b/>
+                <w:bCs/>
+              </w:rPr>
+              <w:t xml:space="preserve">Adjacent-node peers</w:t>
+            </w:r>
+          </w:p>
+        </w:tc>
+        <w:tc>
+          <w:tcPr>
+            <w:tcW w:type="dxa" w:w="5800"/>
+          </w:tcPr>
+          <w:p>
+            <w:r>
+              <w:t xml:space="preserve">Clariant Catalysts, BASF Catalysts, Johnson Matthey</w:t>
+            </w:r>
+          </w:p>
+        </w:tc>
+      </w:tr>
+    </w:tbl>
+    <w:p>
+      <w:pPr>
+        <w:spacing w:after="120"/>
+      </w:pPr>
+      <w:r>
+        <w:rPr>
+          <w:color w:val="666666"/>
+          <w:sz w:val="18"/>
+          <w:szCs w:val="18"/>
+        </w:rPr>
+        <w:t xml:space="preserve">Devson is a tiny import-substitution player competing against MNC catalyst majors; its edge is cost plus in-house R&amp;D (the newly developed Ammonia Decomposition Catalyst) rather than scale. Industry-wide capital-cycle status (adding/consolidating/exiting) not independently verifiable from what this pass could source.</w:t>
+      </w:r>
+    </w:p>
+    <w:p>
+      <w:pPr>
+        <w:spacing w:after="60" w:before="120"/>
+      </w:pPr>
+      <w:r>
+        <w:rPr>
+          <w:b/>
+          <w:bCs/>
+          <w:sz w:val="20"/>
+          <w:szCs w:val="20"/>
+        </w:rPr>
+        <w:t xml:space="preserve">Earnings quality: </w:t>
+      </w:r>
+      <w:r>
+        <w:rPr>
+          <w:sz w:val="20"/>
+          <w:szCs w:val="20"/>
+        </w:rPr>
+        <w:t xml:space="preserve">margin driver mixed</w:t>
+      </w:r>
+      <w:r>
+        <w:rPr>
+          <w:b/>
+          <w:bCs/>
+          <w:color w:val="A32020"/>
+          <w:sz w:val="20"/>
+          <w:szCs w:val="20"/>
+        </w:rPr>
+        <w:t xml:space="preserve">  — PEAK-MARGIN RISK: do not capitalise current margins</w:t>
+      </w:r>
+    </w:p>
+    <w:p>
+      <w:pPr>
+        <w:spacing w:after="120"/>
+      </w:pPr>
+      <w:r>
+        <w:rPr>
+          <w:color w:val="666666"/>
+          <w:sz w:val="18"/>
+          <w:szCs w:val="18"/>
+        </w:rPr>
+        <w:t xml:space="preserve">Drivers: OPM expansion 11%→30% over FY24-26 (scale efficiencies + richer product mix, including the newer higher-value Ammonia Decomposition Catalyst); Revenue growth decelerated sharply (+30%→+23%→+5.6%) even as margin kept expanding — margin, not volume, is now doing all the work.</w:t>
+      </w:r>
+    </w:p>
+    <w:p>
+      <w:pPr>
+        <w:spacing w:after="120"/>
+      </w:pPr>
+      <w:r>
+        <w:rPr>
+          <w:color w:val="666666"/>
+          <w:sz w:val="18"/>
+          <w:szCs w:val="18"/>
+        </w:rPr>
+        <w:t xml:space="preserve">OPM at ~30% (FY26) is a 3-year high after nearly tripling from 11%; a decade-high margin on a small-scale SME manufacturer whose revenue growth has simultaneously stalled is a textbook peak-margin setup, not yet confirmed as a new structural level.</w:t>
+      </w:r>
+    </w:p>
+    <w:p>
+      <w:pPr>
+        <w:spacing w:after="60" w:before="120"/>
+      </w:pPr>
+      <w:r>
+        <w:rPr>
+          <w:b/>
+          <w:bCs/>
+          <w:sz w:val="20"/>
+          <w:szCs w:val="20"/>
+        </w:rPr>
+        <w:t xml:space="preserve">Growth trajectory: </w:t>
+      </w:r>
+      <w:r>
+        <w:rPr>
+          <w:b/>
+          <w:bCs/>
+          <w:color w:val="A32020"/>
+          <w:sz w:val="20"/>
+          <w:szCs w:val="20"/>
+        </w:rPr>
+        <w:t xml:space="preserve">YoY growth rate is decelerating</w:t>
+      </w:r>
+    </w:p>
+    <w:p>
+      <w:pPr>
+        <w:spacing w:after="120"/>
+      </w:pPr>
+      <w:r>
+        <w:rPr>
+          <w:color w:val="666666"/>
+          <w:sz w:val="18"/>
+          <w:szCs w:val="18"/>
+        </w:rPr>
+        <w:t xml:space="preserve">Only annual data exists (no post-listing quarters yet): FY24 +30% YoY, FY25 +23% YoY, FY26 +5.6% YoY — a clear, multi-year deceleration in revenue growth even as PAT kept growing on margin expansion.</w:t>
+      </w:r>
+    </w:p>
+    <w:p>
+      <w:pPr>
+        <w:spacing w:after="120"/>
+      </w:pPr>
+      <w:r>
+        <w:rPr>
+          <w:color w:val="666666"/>
+          <w:sz w:val="18"/>
+          <w:szCs w:val="18"/>
+        </w:rPr>
+        <w:t xml:space="preserve">Reverse P/E: 36x trailing P/E needs high-20s%+ forward EPS CAGR to look fair against a ~20-22x SME exit multiple; the trailing revenue trend is moving the wrong way, and PAT growth has been margin-driven rather than volume-driven, which is a weaker base to extrapolate from.</w:t>
+      </w:r>
+    </w:p>
+    <w:p>
+      <w:pPr>
+        <w:spacing w:after="120"/>
+      </w:pPr>
+      <w:r>
+        <w:rPr>
+          <w:b/>
+          <w:bCs/>
+          <w:sz w:val="20"/>
+          <w:szCs w:val="20"/>
+        </w:rPr>
+        <w:t xml:space="preserve">Management quality (TVGP's "P"):</w:t>
+      </w:r>
+    </w:p>
+    <w:tbl>
+      <w:tblPr>
+        <w:tblW w:type="dxa" w:w="9000"/>
+        <w:tblBorders>
+          <w:top w:val="single" w:color="auto" w:sz="4"/>
+          <w:left w:val="single" w:color="auto" w:sz="4"/>
+          <w:bottom w:val="single" w:color="auto" w:sz="4"/>
+          <w:right w:val="single" w:color="auto" w:sz="4"/>
+          <w:insideH w:val="single" w:color="auto" w:sz="4"/>
+          <w:insideV w:val="single" w:color="auto" w:sz="4"/>
+        </w:tblBorders>
+      </w:tblPr>
+      <w:tblGrid>
+        <w:gridCol w:w="3200"/>
+        <w:gridCol w:w="5800"/>
+      </w:tblGrid>
+      <w:tr>
+        <w:tc>
+          <w:tcPr>
+            <w:tcW w:type="dxa" w:w="3200"/>
+            <w:shd w:fill="F2F2F2" w:val="clear"/>
+          </w:tcPr>
+          <w:p>
+            <w:r>
+              <w:rPr>
+                <w:b/>
+                <w:bCs/>
+              </w:rPr>
               <w:t xml:space="preserve">Assessment</w:t>
             </w:r>
           </w:p>
@@ -669,7 +2127,200 @@
           </w:tcPr>
           <w:p>
             <w:r>
-              <w:t xml:space="preserve">positive</w:t>
+              <w:t xml:space="preserve">neutral</w:t>
+            </w:r>
+          </w:p>
+        </w:tc>
+      </w:tr>
+      <w:tr>
+        <w:tc>
+          <w:tcPr>
+            <w:tcW w:type="dxa" w:w="3200"/>
+            <w:shd w:fill="F2F2F2" w:val="clear"/>
+          </w:tcPr>
+          <w:p>
+            <w:r>
+              <w:rPr>
+                <w:b/>
+                <w:bCs/>
+              </w:rPr>
+              <w:t xml:space="preserve">Capital allocation</w:t>
+            </w:r>
+          </w:p>
+        </w:tc>
+        <w:tc>
+          <w:tcPr>
+            <w:tcW w:type="dxa" w:w="5800"/>
+          </w:tcPr>
+          <w:p>
+            <w:r>
+              <w:t xml:space="preserve">IPO proceeds allocated to a new manufacturing unit (~Rs17.4cr, targeting 11,293 MTPA) and Rs12cr of FY27 working-capital funding; no unrelated diversification observed; too early (2 months post-listing) to verify incremental ROCE on this new capital deployment (unclear)</w:t>
+            </w:r>
+          </w:p>
+        </w:tc>
+      </w:tr>
+      <w:tr>
+        <w:tc>
+          <w:tcPr>
+            <w:tcW w:type="dxa" w:w="3200"/>
+            <w:shd w:fill="F2F2F2" w:val="clear"/>
+          </w:tcPr>
+          <w:p>
+            <w:r>
+              <w:rPr>
+                <w:b/>
+                <w:bCs/>
+              </w:rPr>
+              <w:t xml:space="preserve">Related-party trend</w:t>
+            </w:r>
+          </w:p>
+        </w:tc>
+        <w:tc>
+          <w:tcPr>
+            <w:tcW w:type="dxa" w:w="5800"/>
+          </w:tcPr>
+          <w:p>
+            <w:r>
+              <w:t xml:space="preserve">unclear</w:t>
+            </w:r>
+          </w:p>
+        </w:tc>
+      </w:tr>
+      <w:tr>
+        <w:tc>
+          <w:tcPr>
+            <w:tcW w:type="dxa" w:w="3200"/>
+            <w:shd w:fill="F2F2F2" w:val="clear"/>
+          </w:tcPr>
+          <w:p>
+            <w:r>
+              <w:rPr>
+                <w:b/>
+                <w:bCs/>
+              </w:rPr>
+              <w:t xml:space="preserve">Guidance credibility</w:t>
+            </w:r>
+          </w:p>
+        </w:tc>
+        <w:tc>
+          <w:tcPr>
+            <w:tcW w:type="dxa" w:w="5800"/>
+          </w:tcPr>
+          <w:p>
+            <w:r>
+              <w:t xml:space="preserve">no-track-record</w:t>
+            </w:r>
+          </w:p>
+        </w:tc>
+      </w:tr>
+      <w:tr>
+        <w:tc>
+          <w:tcPr>
+            <w:tcW w:type="dxa" w:w="3200"/>
+            <w:shd w:fill="F2F2F2" w:val="clear"/>
+          </w:tcPr>
+          <w:p>
+            <w:r>
+              <w:rPr>
+                <w:b/>
+                <w:bCs/>
+              </w:rPr>
+              <w:t xml:space="preserve">Shareholder returns</w:t>
+            </w:r>
+          </w:p>
+        </w:tc>
+        <w:tc>
+          <w:tcPr>
+            <w:tcW w:type="dxa" w:w="5800"/>
+          </w:tcPr>
+          <w:p>
+            <w:r>
+              <w:t xml:space="preserve">none</w:t>
+            </w:r>
+          </w:p>
+        </w:tc>
+      </w:tr>
+      <w:tr>
+        <w:tc>
+          <w:tcPr>
+            <w:tcW w:type="dxa" w:w="3200"/>
+            <w:shd w:fill="F2F2F2" w:val="clear"/>
+          </w:tcPr>
+          <w:p>
+            <w:r>
+              <w:rPr>
+                <w:b/>
+                <w:bCs/>
+              </w:rPr>
+              <w:t xml:space="preserve">Capability ladder / VAP</w:t>
+            </w:r>
+          </w:p>
+        </w:tc>
+        <w:tc>
+          <w:tcPr>
+            <w:tcW w:type="dxa" w:w="5800"/>
+          </w:tcPr>
+          <w:p>
+            <w:r>
+              <w:t xml:space="preserve">Explicit move up the value curve: standard catalysts/adsorbents → higher-value Ammonia Decomposition Catalyst (green-hydrogen/steel-decarbonisation applications) developed in-house, now validated by NMDC deployment and a first Tata Steel order.</w:t>
+            </w:r>
+          </w:p>
+        </w:tc>
+      </w:tr>
+    </w:tbl>
+    <w:p>
+      <w:pPr>
+        <w:spacing w:after="120"/>
+      </w:pPr>
+      <w:r>
+        <w:rPr>
+          <w:b/>
+          <w:bCs/>
+          <w:sz w:val="20"/>
+          <w:szCs w:val="20"/>
+        </w:rPr>
+        <w:t xml:space="preserve">Quality metrics (ROCE · debt · FCF · margin · capex):</w:t>
+      </w:r>
+    </w:p>
+    <w:tbl>
+      <w:tblPr>
+        <w:tblW w:type="dxa" w:w="9000"/>
+        <w:tblBorders>
+          <w:top w:val="single" w:color="auto" w:sz="4"/>
+          <w:left w:val="single" w:color="auto" w:sz="4"/>
+          <w:bottom w:val="single" w:color="auto" w:sz="4"/>
+          <w:right w:val="single" w:color="auto" w:sz="4"/>
+          <w:insideH w:val="single" w:color="auto" w:sz="4"/>
+          <w:insideV w:val="single" w:color="auto" w:sz="4"/>
+        </w:tblBorders>
+      </w:tblPr>
+      <w:tblGrid>
+        <w:gridCol w:w="3200"/>
+        <w:gridCol w:w="5800"/>
+      </w:tblGrid>
+      <w:tr>
+        <w:tc>
+          <w:tcPr>
+            <w:tcW w:type="dxa" w:w="3200"/>
+            <w:shd w:fill="F2F2F2" w:val="clear"/>
+          </w:tcPr>
+          <w:p>
+            <w:r>
+              <w:rPr>
+                <w:b/>
+                <w:bCs/>
+              </w:rPr>
+              <w:t xml:space="preserve">Assessment</w:t>
+            </w:r>
+          </w:p>
+        </w:tc>
+        <w:tc>
+          <w:tcPr>
+            <w:tcW w:type="dxa" w:w="5800"/>
+          </w:tcPr>
+          <w:p>
+            <w:r>
+              <w:t xml:space="preserve">concern</w:t>
             </w:r>
           </w:p>
         </w:tc>
@@ -804,27 +2455,327 @@
           </w:tcPr>
           <w:p>
             <w:r>
-              <w:t xml:space="preserve">productive</w:t>
+              <w:t xml:space="preserve">unclear</w:t>
             </w:r>
           </w:p>
         </w:tc>
       </w:tr>
     </w:tbl>
+    <w:p>
+      <w:pPr>
+        <w:spacing w:after="60" w:before="120"/>
+      </w:pPr>
+      <w:r>
+        <w:rPr>
+          <w:b/>
+          <w:bCs/>
+          <w:sz w:val="20"/>
+          <w:szCs w:val="20"/>
+        </w:rPr>
+        <w:t xml:space="preserve">Track record (Coffee Can persistence check): </w:t>
+      </w:r>
+      <w:r>
+        <w:rPr>
+          <w:sz w:val="20"/>
+          <w:szCs w:val="20"/>
+        </w:rPr>
+        <w:t xml:space="preserve">cleared revenue growth ≥10% AND ROCE ≥15% in 2 of the last 3 years (consistency_score 67)</w:t>
+      </w:r>
+    </w:p>
+    <w:p>
+      <w:pPr>
+        <w:spacing w:after="120"/>
+      </w:pPr>
+      <w:r>
+        <w:rPr>
+          <w:color w:val="666666"/>
+          <w:sz w:val="18"/>
+          <w:szCs w:val="18"/>
+        </w:rPr>
+        <w:t xml:space="preserve">FY24 (+30% revenue, high ROCE) and FY25 (+23% revenue, high ROCE) both clear the ≥10% growth + ≥15% ROCE bar. FY26 fails the growth leg despite ROCE staying elevated (~57%) — revenue growth slowed to +5.6%, i.e. FY26 earnings quality was margin-driven, not volume-driven. Per-year ROCE breakdown is not separately disclosed (screener shows latest-year and 3-yr-average ROCE only), so the ROCE leg of this pass/fail is inferred from consistently high profitability rather than a verified per-year figure.</w:t>
+      </w:r>
+    </w:p>
     <w:p>
       <w:pPr>
         <w:pStyle w:val="Heading1"/>
         <w:spacing w:after="120" w:before="280"/>
       </w:pPr>
       <w:r>
-        <w:t xml:space="preserve">Technical Read (Weekly / Monthly MACD + Bollinger Bands, or RSI/CCI/Williams %R proxy)</w:t>
-      </w:r>
-    </w:p>
-    <w:p>
-      <w:pPr>
-        <w:spacing w:after="120"/>
-      </w:pPr>
-      <w:r>
-        <w:t xml:space="preserve">Not independently pulled — insufficient trading history since the 16 July 2026 listing.</w:t>
+        <w:t xml:space="preserve">Fundamentals-Gap Checks (shareholding · working capital · sector KPIs · scenario analysis)</w:t>
+      </w:r>
+    </w:p>
+    <w:p>
+      <w:pPr>
+        <w:spacing w:after="120"/>
+      </w:pPr>
+      <w:r>
+        <w:rPr>
+          <w:i/>
+          <w:iCs/>
+          <w:color w:val="666666"/>
+          <w:sz w:val="18"/>
+          <w:szCs w:val="18"/>
+        </w:rPr>
+        <w:t xml:space="preserve">Extra fundamentals extracted from the same filings — informational only, not yet consumed by any scoring script.</w:t>
+      </w:r>
+    </w:p>
+    <w:p>
+      <w:pPr>
+        <w:spacing w:after="120"/>
+      </w:pPr>
+      <w:r>
+        <w:rPr>
+          <w:b/>
+          <w:bCs/>
+          <w:sz w:val="20"/>
+          <w:szCs w:val="20"/>
+        </w:rPr>
+        <w:t xml:space="preserve">Working capital:</w:t>
+      </w:r>
+    </w:p>
+    <w:tbl>
+      <w:tblPr>
+        <w:tblW w:type="dxa" w:w="9000"/>
+        <w:tblBorders>
+          <w:top w:val="single" w:color="auto" w:sz="4"/>
+          <w:left w:val="single" w:color="auto" w:sz="4"/>
+          <w:bottom w:val="single" w:color="auto" w:sz="4"/>
+          <w:right w:val="single" w:color="auto" w:sz="4"/>
+          <w:insideH w:val="single" w:color="auto" w:sz="4"/>
+          <w:insideV w:val="single" w:color="auto" w:sz="4"/>
+        </w:tblBorders>
+      </w:tblPr>
+      <w:tblGrid>
+        <w:gridCol w:w="3200"/>
+        <w:gridCol w:w="5800"/>
+      </w:tblGrid>
+      <w:tr>
+        <w:tc>
+          <w:tcPr>
+            <w:tcW w:type="dxa" w:w="3200"/>
+            <w:shd w:fill="F2F2F2" w:val="clear"/>
+          </w:tcPr>
+          <w:p>
+            <w:r>
+              <w:rPr>
+                <w:b/>
+                <w:bCs/>
+              </w:rPr>
+              <w:t xml:space="preserve">Inventory days</w:t>
+            </w:r>
+          </w:p>
+        </w:tc>
+        <w:tc>
+          <w:tcPr>
+            <w:tcW w:type="dxa" w:w="5800"/>
+          </w:tcPr>
+          <w:p>
+            <w:r>
+              <w:t xml:space="preserve">—</w:t>
+            </w:r>
+          </w:p>
+        </w:tc>
+      </w:tr>
+      <w:tr>
+        <w:tc>
+          <w:tcPr>
+            <w:tcW w:type="dxa" w:w="3200"/>
+            <w:shd w:fill="F2F2F2" w:val="clear"/>
+          </w:tcPr>
+          <w:p>
+            <w:r>
+              <w:rPr>
+                <w:b/>
+                <w:bCs/>
+              </w:rPr>
+              <w:t xml:space="preserve">Receivable days</w:t>
+            </w:r>
+          </w:p>
+        </w:tc>
+        <w:tc>
+          <w:tcPr>
+            <w:tcW w:type="dxa" w:w="5800"/>
+          </w:tcPr>
+          <w:p>
+            <w:r>
+              <w:t xml:space="preserve">110</w:t>
+            </w:r>
+          </w:p>
+        </w:tc>
+      </w:tr>
+      <w:tr>
+        <w:tc>
+          <w:tcPr>
+            <w:tcW w:type="dxa" w:w="3200"/>
+            <w:shd w:fill="F2F2F2" w:val="clear"/>
+          </w:tcPr>
+          <w:p>
+            <w:r>
+              <w:rPr>
+                <w:b/>
+                <w:bCs/>
+              </w:rPr>
+              <w:t xml:space="preserve">Payable days</w:t>
+            </w:r>
+          </w:p>
+        </w:tc>
+        <w:tc>
+          <w:tcPr>
+            <w:tcW w:type="dxa" w:w="5800"/>
+          </w:tcPr>
+          <w:p>
+            <w:r>
+              <w:t xml:space="preserve">—</w:t>
+            </w:r>
+          </w:p>
+        </w:tc>
+      </w:tr>
+      <w:tr>
+        <w:tc>
+          <w:tcPr>
+            <w:tcW w:type="dxa" w:w="3200"/>
+            <w:shd w:fill="F2F2F2" w:val="clear"/>
+          </w:tcPr>
+          <w:p>
+            <w:r>
+              <w:rPr>
+                <w:b/>
+                <w:bCs/>
+              </w:rPr>
+              <w:t xml:space="preserve">Cash conversion cycle</w:t>
+            </w:r>
+          </w:p>
+        </w:tc>
+        <w:tc>
+          <w:tcPr>
+            <w:tcW w:type="dxa" w:w="5800"/>
+          </w:tcPr>
+          <w:p>
+            <w:r>
+              <w:t xml:space="preserve">128</w:t>
+            </w:r>
+          </w:p>
+        </w:tc>
+      </w:tr>
+      <w:tr>
+        <w:tc>
+          <w:tcPr>
+            <w:tcW w:type="dxa" w:w="3200"/>
+            <w:shd w:fill="F2F2F2" w:val="clear"/>
+          </w:tcPr>
+          <w:p>
+            <w:r>
+              <w:rPr>
+                <w:b/>
+                <w:bCs/>
+              </w:rPr>
+              <w:t xml:space="preserve">3y trend</w:t>
+            </w:r>
+          </w:p>
+        </w:tc>
+        <w:tc>
+          <w:tcPr>
+            <w:tcW w:type="dxa" w:w="5800"/>
+          </w:tcPr>
+          <w:p>
+            <w:r>
+              <w:t xml:space="preserve">elongating</w:t>
+            </w:r>
+          </w:p>
+        </w:tc>
+      </w:tr>
+      <w:tr>
+        <w:tc>
+          <w:tcPr>
+            <w:tcW w:type="dxa" w:w="3200"/>
+            <w:shd w:fill="F2F2F2" w:val="clear"/>
+          </w:tcPr>
+          <w:p>
+            <w:r>
+              <w:rPr>
+                <w:b/>
+                <w:bCs/>
+              </w:rPr>
+              <w:t xml:space="preserve">Vs sector</w:t>
+            </w:r>
+          </w:p>
+        </w:tc>
+        <w:tc>
+          <w:tcPr>
+            <w:tcW w:type="dxa" w:w="5800"/>
+          </w:tcPr>
+          <w:p>
+            <w:r>
+              <w:t xml:space="preserve">unclear</w:t>
+            </w:r>
+          </w:p>
+        </w:tc>
+      </w:tr>
+    </w:tbl>
+    <w:p>
+      <w:pPr>
+        <w:spacing w:after="120"/>
+      </w:pPr>
+      <w:r>
+        <w:rPr>
+          <w:color w:val="666666"/>
+          <w:sz w:val="18"/>
+          <w:szCs w:val="18"/>
+        </w:rPr>
+        <w:t xml:space="preserve">Debtor days rose 87→110 and overall working-capital days 70→128 in FY26, even as revenue growth decelerated to +5.6% — a genuine cash-drag signal that is not explained by growth funding a longer cycle, since growth itself stalled. No clean peer working-capital data sourced this pass to benchmark sector-relative position.</w:t>
+      </w:r>
+    </w:p>
+    <w:p>
+      <w:pPr>
+        <w:spacing w:after="120"/>
+      </w:pPr>
+      <w:r>
+        <w:rPr>
+          <w:b/>
+          <w:bCs/>
+          <w:sz w:val="20"/>
+          <w:szCs w:val="20"/>
+        </w:rPr>
+        <w:t xml:space="preserve">Sector KPIs:</w:t>
+      </w:r>
+    </w:p>
+    <w:p>
+      <w:pPr>
+        <w:pStyle w:val="ListParagraph"/>
+        <w:numPr>
+          <w:ilvl w:val="0"/>
+          <w:numId w:val="1"/>
+        </w:numPr>
+        <w:spacing w:after="60"/>
+      </w:pPr>
+      <w:r>
+        <w:t xml:space="preserve">Capacity utilisation: 86.83% of 6,205 MTPA installed capacity (FY26) (improving) — Expansion to 11,293 MTPA underway, funded by ~Rs17.4cr of IPO proceeds</w:t>
+      </w:r>
+    </w:p>
+    <w:p>
+      <w:pPr>
+        <w:pStyle w:val="ListParagraph"/>
+        <w:numPr>
+          <w:ilvl w:val="0"/>
+          <w:numId w:val="1"/>
+        </w:numPr>
+        <w:spacing w:after="60"/>
+      </w:pPr>
+      <w:r>
+        <w:t xml:space="preserve">Export revenue mix: 37.3% of FY26 revenue; Kuwait alone ~46% of export revenue (~17% of total) (unclear) — Single-country export concentration is a real, disclosed risk</w:t>
+      </w:r>
+    </w:p>
+    <w:p>
+      <w:pPr>
+        <w:pStyle w:val="ListParagraph"/>
+        <w:numPr>
+          <w:ilvl w:val="0"/>
+          <w:numId w:val="1"/>
+        </w:numPr>
+        <w:spacing w:after="60"/>
+      </w:pPr>
+      <w:r>
+        <w:t xml:space="preserve">Top-10 customer concentration: 76.03% of FY26 revenue (unclear) — ~57% of customers are repeat, a partial mitigant</w:t>
       </w:r>
     </w:p>
     <w:p>
@@ -833,6 +2784,23 @@
         <w:spacing w:after="120" w:before="280"/>
       </w:pPr>
       <w:r>
+        <w:t xml:space="preserve">Technical Read (Weekly / Monthly MACD + Bollinger Bands, or RSI/CCI/Williams %R proxy)</w:t>
+      </w:r>
+    </w:p>
+    <w:p>
+      <w:pPr>
+        <w:spacing w:after="120"/>
+      </w:pPr>
+      <w:r>
+        <w:t xml:space="preserve">Not independently pulled — insufficient trading history since the 16 July 2026 listing.</w:t>
+      </w:r>
+    </w:p>
+    <w:p>
+      <w:pPr>
+        <w:pStyle w:val="Heading1"/>
+        <w:spacing w:after="120" w:before="280"/>
+      </w:pPr>
+      <w:r>
         <w:t xml:space="preserve">ValuePickr Community Signal</w:t>
       </w:r>
     </w:p>
@@ -841,7 +2809,7 @@
         <w:spacing w:after="120"/>
       </w:pPr>
       <w:r>
-        <w:t xml:space="preserve">No ValuePickr thread found (one rate-limited forum search returned no match). Web-only write-up based on IPO disclosures and screener data. Old 108-stock project (2026-08-15, frozen) rated it Tier B: 'fundamentally sound but too new and too illiquid to size a real position with confidence yet.'</w:t>
+        <w:t xml:space="preserve">No ValuePickr thread found (one rate-limited forum search returned no match, unchanged this pass). Web-only write-up based on IPO disclosures, screener.in financials and a September 2026 order announcement. Old 108-stock project (2026-08-15, frozen) rated it Tier B: 'fundamentally sound but too new and too illiquid to size a real position with confidence yet' — this pass's deeper numbers (growth deceleration, working-capital blowout) reinforce rather than resolve that caution.</w:t>
       </w:r>
     </w:p>
     <w:p>
@@ -879,7 +2847,7 @@
         <w:spacing w:after="120"/>
       </w:pPr>
       <w:r>
-        <w:t xml:space="preserve">BSE-SME IPO July 2026 (opened 9 July, listed 16 July). Customer-concentration risk disclosed in the offer. Not independently verified this pass.</w:t>
+        <w:t xml:space="preserve">BSE-SME IPO July 2026 (opened 9 July, listed 16 July). Customer-concentration risk disclosed in the offer and confirmed this pass (top-10 = 76% of FY26 revenue). 4 Sept 2026: company announced successful in-house development of an Ammonia Decomposition Catalyst, already deployed at NMDC (order placed May 2026) and now with a first commercial order from Tata Steel following NMDC trials — order value/quantity/delivery not disclosed. No other BSE corporate action (pledge, rating, litigation, board/auditor change) found this pass.</w:t>
       </w:r>
     </w:p>
     <w:p>
@@ -901,33 +2869,59 @@
         <w:spacing w:after="60"/>
       </w:pPr>
       <w:r>
-        <w:t xml:space="preserve">Exceptional pre-IPO capital efficiency (ROCE ~48%, ROE ~45%), almost debt-free</w:t>
-      </w:r>
-    </w:p>
-    <w:p>
-      <w:pPr>
-        <w:pStyle w:val="ListParagraph"/>
-        <w:numPr>
-          <w:ilvl w:val="0"/>
-          <w:numId w:val="1"/>
-        </w:numPr>
-        <w:spacing w:after="60"/>
-      </w:pPr>
-      <w:r>
-        <w:t xml:space="preserve">Genuine industrial-process niche (catalysts, adsorbents, ceramic balls) with a ~37% export share</w:t>
-      </w:r>
-    </w:p>
-    <w:p>
-      <w:pPr>
-        <w:pStyle w:val="ListParagraph"/>
-        <w:numPr>
-          <w:ilvl w:val="0"/>
-          <w:numId w:val="1"/>
-        </w:numPr>
-        <w:spacing w:after="60"/>
-      </w:pPr>
-      <w:r>
-        <w:t xml:space="preserve">Microcap (~Rs 275-373 Cr) — real headroom if the returns profile persists post-listing</w:t>
+        <w:t xml:space="preserve">Exceptional capital efficiency (ROCE ~57%, ROE ~45%), almost debt-free</w:t>
+      </w:r>
+    </w:p>
+    <w:p>
+      <w:pPr>
+        <w:pStyle w:val="ListParagraph"/>
+        <w:numPr>
+          <w:ilvl w:val="0"/>
+          <w:numId w:val="1"/>
+        </w:numPr>
+        <w:spacing w:after="60"/>
+      </w:pPr>
+      <w:r>
+        <w:t xml:space="preserve">Genuine industrial-process niche (catalysts, adsorbents, ceramic balls) with real export traction and a credible import-substitution angle</w:t>
+      </w:r>
+    </w:p>
+    <w:p>
+      <w:pPr>
+        <w:pStyle w:val="ListParagraph"/>
+        <w:numPr>
+          <w:ilvl w:val="0"/>
+          <w:numId w:val="1"/>
+        </w:numPr>
+        <w:spacing w:after="60"/>
+      </w:pPr>
+      <w:r>
+        <w:t xml:space="preserve">Newly developed Ammonia Decomposition Catalyst already deployed at NMDC and now has a first commercial order from Tata Steel — real evidence of in-house R&amp;D moving up the value curve toward green-hydrogen/steel-decarbonisation applications</w:t>
+      </w:r>
+    </w:p>
+    <w:p>
+      <w:pPr>
+        <w:pStyle w:val="ListParagraph"/>
+        <w:numPr>
+          <w:ilvl w:val="0"/>
+          <w:numId w:val="1"/>
+        </w:numPr>
+        <w:spacing w:after="60"/>
+      </w:pPr>
+      <w:r>
+        <w:t xml:space="preserve">IPO-funded capacity expansion (6,205 → 11,293 MTPA) is already financed, not aspirational</w:t>
+      </w:r>
+    </w:p>
+    <w:p>
+      <w:pPr>
+        <w:pStyle w:val="ListParagraph"/>
+        <w:numPr>
+          <w:ilvl w:val="0"/>
+          <w:numId w:val="1"/>
+        </w:numPr>
+        <w:spacing w:after="60"/>
+      </w:pPr>
+      <w:r>
+        <w:t xml:space="preserve">Microcap (~Rs 443 Cr) — real headroom if growth resumes and the new product scales</w:t>
       </w:r>
     </w:p>
     <w:p>
@@ -949,7 +2943,46 @@
         <w:spacing w:after="60"/>
       </w:pPr>
       <w:r>
-        <w:t xml:space="preserve">Listed only mid-July 2026 — zero public quarterly results to confirm the pre-IPO numbers hold</w:t>
+        <w:t xml:space="preserve">Revenue growth has decelerated sharply — +30% (FY24) → +23% (FY25) → +5.6% (FY26) — with FY26 PAT growth entirely margin-driven (OPM 11%→30% over 3 years), a classic peak-margin setup for a small manufacturer</w:t>
+      </w:r>
+    </w:p>
+    <w:p>
+      <w:pPr>
+        <w:pStyle w:val="ListParagraph"/>
+        <w:numPr>
+          <w:ilvl w:val="0"/>
+          <w:numId w:val="1"/>
+        </w:numPr>
+        <w:spacing w:after="60"/>
+      </w:pPr>
+      <w:r>
+        <w:t xml:space="preserve">Working-capital days elongated 70→128 (debtor days 87→110) in FY26 even as revenue growth stalled — a cash-drag warning independent of growth, not explained by scale-up</w:t>
+      </w:r>
+    </w:p>
+    <w:p>
+      <w:pPr>
+        <w:pStyle w:val="ListParagraph"/>
+        <w:numPr>
+          <w:ilvl w:val="0"/>
+          <w:numId w:val="1"/>
+        </w:numPr>
+        <w:spacing w:after="60"/>
+      </w:pPr>
+      <w:r>
+        <w:t xml:space="preserve">Customer concentration (top-10 = 76% of FY26 revenue) and export concentration (Kuwait ~46% of exports) are both disclosed and material</w:t>
+      </w:r>
+    </w:p>
+    <w:p>
+      <w:pPr>
+        <w:pStyle w:val="ListParagraph"/>
+        <w:numPr>
+          <w:ilvl w:val="0"/>
+          <w:numId w:val="1"/>
+        </w:numPr>
+        <w:spacing w:after="60"/>
+      </w:pPr>
+      <w:r>
+        <w:t xml:space="preserve">Listed only mid-July 2026 — still zero public quarterly results to confirm the pre-IPO numbers hold as a listed company (first due ~mid-Nov 2026)</w:t>
       </w:r>
     </w:p>
     <w:p>
@@ -975,7 +3008,7 @@
         <w:spacing w:after="60"/>
       </w:pPr>
       <w:r>
-        <w:t xml:space="preserve">Customer-concentration risk explicitly flagged in the offer document</w:t>
+        <w:t xml:space="preserve">Ammonia Decomposition Catalyst order value/quantity/timeline undisclosed — a real but unquantified and unproven-at-scale commercial win</w:t>
       </w:r>
     </w:p>
     <w:p>
@@ -1009,7 +3042,7 @@
           <w:b/>
           <w:bCs/>
         </w:rPr>
-        <w:t xml:space="preserve">Microcap SME-platform (~Rs 275-373 Cr)</w:t>
+        <w:t xml:space="preserve">Microcap SME-platform (~Rs 400-450 Cr)</w:t>
       </w:r>
     </w:p>
     <w:p>
@@ -1032,7 +3065,7 @@
           <w:sz w:val="24"/>
           <w:szCs w:val="24"/>
         </w:rPr>
-        <w:t xml:space="preserve">10x-in-2-3-years</w:t>
+        <w:t xml:space="preserve">neither</w:t>
       </w:r>
     </w:p>
     <w:p>
@@ -1045,7 +3078,7 @@
           <w:sz w:val="20"/>
           <w:szCs w:val="20"/>
         </w:rPr>
-        <w:t xml:space="preserve">4-box gate — tailwind: weak · TAM: weak · moat: weak · valuation: weak  (score 2 / 4)</w:t>
+        <w:t xml:space="preserve">4-box gate — tailwind: weak · TAM: yes · moat: weak · valuation: no  (score 2 / 4)</w:t>
       </w:r>
     </w:p>
     <w:p>
@@ -1060,7 +3093,7 @@
           <w:sz w:val="20"/>
           <w:szCs w:val="20"/>
         </w:rPr>
-        <w:t xml:space="preserve">Listed July 2026 with no public quarters per verdict; ROCE~48% suggests returns but niche/driver undetailed; customer concentration disclosed.</w:t>
+        <w:t xml:space="preserve">tailwind weak: genuine new-product (green-hydrogen ammonia-cracking) tailwind but core revenue growth stalled to +5.6% FY26. tam yes: tiny ~Rs443cr base with a funded capacity doubling to 11,293 MTPA. moat weak: real in-house R&amp;D (Ammonia Decomposition Catalyst) but high customer (top-10=76%) and export-country (Kuwait) concentration. valuation no: 36x P/E prices continued compounding against a decelerating top line and a margin already at a 3-year high (peak-margin risk).</w:t>
       </w:r>
     </w:p>
     <w:p>
@@ -1083,46 +3116,72 @@
           <w:sz w:val="24"/>
           <w:szCs w:val="24"/>
         </w:rPr>
-        <w:t xml:space="preserve">Outstanding pre-IPO returns in a real niche keep it in the 10x frame, but no public track record and SME liquidity hold conviction to Low</w:t>
-      </w:r>
-    </w:p>
-    <w:p>
-      <w:pPr>
-        <w:pStyle w:val="ListParagraph"/>
-        <w:numPr>
-          <w:ilvl w:val="0"/>
-          <w:numId w:val="1"/>
-        </w:numPr>
-        <w:spacing w:after="60"/>
-      </w:pPr>
-      <w:r>
-        <w:t xml:space="preserve">ROCE ~48% and a genuine industrial-catalysts niche at a ~Rs 275-373 Cr base support a 10x-in-2-3-years framing on fundamentals</w:t>
-      </w:r>
-    </w:p>
-    <w:p>
-      <w:pPr>
-        <w:pStyle w:val="ListParagraph"/>
-        <w:numPr>
-          <w:ilvl w:val="0"/>
-          <w:numId w:val="1"/>
-        </w:numPr>
-        <w:spacing w:after="60"/>
-      </w:pPr>
-      <w:r>
-        <w:t xml:space="preserve">Conviction is Low: listed only July 2026 with no public quarters, disclosed customer concentration, and BSE-SME liquidity — the reversal/continuation is genuinely unconfirmed</w:t>
-      </w:r>
-    </w:p>
-    <w:p>
-      <w:pPr>
-        <w:pStyle w:val="ListParagraph"/>
-        <w:numPr>
-          <w:ilvl w:val="0"/>
-          <w:numId w:val="1"/>
-        </w:numPr>
-        <w:spacing w:after="60"/>
-      </w:pPr>
-      <w:r>
-        <w:t xml:space="preserve">Old 108-stock project rated it Tier B; re-derived under the open-screen thesis it fits the 10x frame but is 'too new to size,' unchanged</w:t>
+        <w:t xml:space="preserve">Real ROCE and a genuine new product win (Tata Steel/NMDC) are outweighed by a sharp revenue-growth deceleration, a working-capital blowout, and customer/export concentration — thesis downgraded to neither, conviction stays Low</w:t>
+      </w:r>
+    </w:p>
+    <w:p>
+      <w:pPr>
+        <w:pStyle w:val="ListParagraph"/>
+        <w:numPr>
+          <w:ilvl w:val="0"/>
+          <w:numId w:val="1"/>
+        </w:numPr>
+        <w:spacing w:after="60"/>
+      </w:pPr>
+      <w:r>
+        <w:t xml:space="preserve">four_box score is 2.0 (tam=yes on the small base and funded capacity doubling; tailwind, moat both weak; valuation no at 36x P/E against decelerating revenue growth) — per the quickref decision table this requires a written exception to keep a 10x framing, and none applies here: valuation is not 'yes', the most recent full year (FY26, +5.6% revenue) is not a 'strong specific recent quarter', and this is not a large-cap named-inflection case. thesis_fit is therefore neither, not an override</w:t>
+      </w:r>
+    </w:p>
+    <w:p>
+      <w:pPr>
+        <w:pStyle w:val="ListParagraph"/>
+        <w:numPr>
+          <w:ilvl w:val="0"/>
+          <w:numId w:val="1"/>
+        </w:numPr>
+        <w:spacing w:after="60"/>
+      </w:pPr>
+      <w:r>
+        <w:t xml:space="preserve">The Tata Steel/NMDC Ammonia Decomposition Catalyst order (announced 4 Sept 2026) is a genuine, evidenced commercial-stage win and the strongest new fact this pass found, but its value is undisclosed and it does not yet offset the FY24-26 revenue deceleration (+30%→+23%→+5.6%) or the FY26 working-capital blowout (WC days 70→128)</w:t>
+      </w:r>
+    </w:p>
+    <w:p>
+      <w:pPr>
+        <w:pStyle w:val="ListParagraph"/>
+        <w:numPr>
+          <w:ilvl w:val="0"/>
+          <w:numId w:val="1"/>
+        </w:numPr>
+        <w:spacing w:after="60"/>
+      </w:pPr>
+      <w:r>
+        <w:t xml:space="preserve">No red flag: promoter holding 73.59% with zero pledge, near debt-free, no auditor/litigation issues found — red_flag_tier stays none</w:t>
+      </w:r>
+    </w:p>
+    <w:p>
+      <w:pPr>
+        <w:pStyle w:val="ListParagraph"/>
+        <w:numPr>
+          <w:ilvl w:val="0"/>
+          <w:numId w:val="1"/>
+        </w:numPr>
+        <w:spacing w:after="60"/>
+      </w:pPr>
+      <w:r>
+        <w:t xml:space="preserve">Conviction stays Low: real ROCE and a credible new-product proof point are offset by growth deceleration, a cash-drag signal, concentration risk, and still zero quarters as a listed company</w:t>
+      </w:r>
+    </w:p>
+    <w:p>
+      <w:pPr>
+        <w:pStyle w:val="ListParagraph"/>
+        <w:numPr>
+          <w:ilvl w:val="0"/>
+          <w:numId w:val="1"/>
+        </w:numPr>
+        <w:spacing w:after="60"/>
+      </w:pPr>
+      <w:r>
+        <w:t xml:space="preserve">Old 108-stock project rated it Tier B; this pass's deeper numbers reinforce that caution rather than resolve it, and move the return-magnitude framing itself from 10x-in-2-3-years to neither</w:t>
       </w:r>
     </w:p>
     <w:p>

--- a/projects/valuepickr-open-screen/docs/Devson Catalyst Ltd.docx
+++ b/projects/valuepickr-open-screen/docs/Devson Catalyst Ltd.docx
@@ -3200,6 +3200,187 @@
           <w:szCs w:val="18"/>
         </w:rPr>
         <w:t xml:space="preserve">This is independent research and analysis for informational purposes only, not personalized financial or investment advice. Past multi-bagger performance and forum/social sentiment are not indicators of future returns. Do your own due diligence before investing.</w:t>
+      </w:r>
+    </w:p>
+    <w:p/>
+    <w:p>
+      <w:r>
+        <w:rPr>
+          <w:b/>
+          <w:sz w:val="28"/>
+        </w:rPr>
+        <w:t>🔄 RESEARCH UPDATE - 2026-10-05</w:t>
+      </w:r>
+    </w:p>
+    <w:p>
+      <w:r>
+        <w:rPr>
+          <w:b/>
+        </w:rPr>
+        <w:t>📊 Key Metrics:</w:t>
+      </w:r>
+    </w:p>
+    <w:p>
+      <w:pPr>
+        <w:ind w:left="360"/>
+      </w:pPr>
+      <w:r>
+        <w:t xml:space="preserve">  • Company: Devson Catalyst Ltd</w:t>
+      </w:r>
+    </w:p>
+    <w:p>
+      <w:pPr>
+        <w:ind w:left="360"/>
+      </w:pPr>
+      <w:r>
+        <w:t xml:space="preserve">  • Conviction: Low</w:t>
+      </w:r>
+    </w:p>
+    <w:p>
+      <w:pPr>
+        <w:ind w:left="360"/>
+      </w:pPr>
+      <w:r>
+        <w:t xml:space="preserve">  • Thesis: neither</w:t>
+      </w:r>
+    </w:p>
+    <w:p>
+      <w:pPr>
+        <w:ind w:left="360"/>
+      </w:pPr>
+      <w:r>
+        <w:t xml:space="preserve">  • 4-Box Score: 2.0</w:t>
+      </w:r>
+    </w:p>
+    <w:p>
+      <w:pPr>
+        <w:ind w:left="360"/>
+      </w:pPr>
+      <w:r>
+        <w:t xml:space="preserve">  • Research Date: 2026-09-18</w:t>
+      </w:r>
+    </w:p>
+    <w:p>
+      <w:pPr>
+        <w:ind w:left="360"/>
+      </w:pPr>
+      <w:r>
+        <w:t xml:space="preserve">  • Red Flag: None</w:t>
+      </w:r>
+    </w:p>
+    <w:p/>
+    <w:p>
+      <w:r>
+        <w:rPr>
+          <w:b/>
+        </w:rPr>
+        <w:t>📝 Verdict:</w:t>
+      </w:r>
+    </w:p>
+    <w:p>
+      <w:pPr>
+        <w:ind w:left="360"/>
+      </w:pPr>
+      <w:r>
+        <w:t>Real ROCE and a genuine new product win (Tata Steel/NMDC) are outweighed by a sharp revenue-growth deceleration, a working-capital blowout, and customer/export concentration — thesis downgraded to neither, conviction stays Low</w:t>
+      </w:r>
+    </w:p>
+    <w:p/>
+    <w:p>
+      <w:r>
+        <w:rPr>
+          <w:b/>
+        </w:rPr>
+        <w:t>📈 Bull Case:</w:t>
+      </w:r>
+    </w:p>
+    <w:p>
+      <w:pPr>
+        <w:ind w:left="360"/>
+      </w:pPr>
+      <w:r>
+        <w:t>Exceptional capital efficiency (ROCE ~57%, ROE ~45%), almost debt-free</w:t>
+      </w:r>
+    </w:p>
+    <w:p>
+      <w:pPr>
+        <w:ind w:left="360"/>
+      </w:pPr>
+      <w:r>
+        <w:t>Genuine industrial-process niche (catalysts, adsorbents, ceramic balls) with real export traction and a credible import-substitution angle</w:t>
+      </w:r>
+    </w:p>
+    <w:p>
+      <w:pPr>
+        <w:ind w:left="360"/>
+      </w:pPr>
+      <w:r>
+        <w:t>Newly developed Ammonia Decomposition Catalyst already deployed at NMDC and now has a first commercial order from Tata Steel — real evidence of in-house R&amp;D moving up the value curve toward green-hydrogen/steel-decarbonisation applications</w:t>
+      </w:r>
+    </w:p>
+    <w:p>
+      <w:pPr>
+        <w:ind w:left="360"/>
+      </w:pPr>
+      <w:r>
+        <w:t>IPO-funded capacity expansion (6,205 → 11,293 MTPA) is already financed, not aspirational</w:t>
+      </w:r>
+    </w:p>
+    <w:p>
+      <w:pPr>
+        <w:ind w:left="360"/>
+      </w:pPr>
+      <w:r>
+        <w:t>Microcap (~Rs 443 Cr) — real headroom if growth resumes and the new product scales</w:t>
+      </w:r>
+    </w:p>
+    <w:p/>
+    <w:p>
+      <w:r>
+        <w:rPr>
+          <w:b/>
+        </w:rPr>
+        <w:t>📉 Bear Case:</w:t>
+      </w:r>
+    </w:p>
+    <w:p>
+      <w:pPr>
+        <w:ind w:left="360"/>
+      </w:pPr>
+      <w:r>
+        <w:t>Revenue growth has decelerated sharply — +30% (FY24) → +23% (FY25) → +5.6% (FY26) — with FY26 PAT growth entirely margin-driven (OPM 11%→30% over 3 years), a classic peak-margin setup for a small manufacturer</w:t>
+      </w:r>
+    </w:p>
+    <w:p>
+      <w:pPr>
+        <w:ind w:left="360"/>
+      </w:pPr>
+      <w:r>
+        <w:t>Working-capital days elongated 70→128 (debtor days 87→110) in FY26 even as revenue growth stalled — a cash-drag warning independent of growth, not explained by scale-up</w:t>
+      </w:r>
+    </w:p>
+    <w:p>
+      <w:pPr>
+        <w:ind w:left="360"/>
+      </w:pPr>
+      <w:r>
+        <w:t>Customer concentration (top-10 = 76% of FY26 revenue) and export concentration (Kuwait ~46% of exports) are both disclosed and material</w:t>
+      </w:r>
+    </w:p>
+    <w:p>
+      <w:pPr>
+        <w:ind w:left="360"/>
+      </w:pPr>
+      <w:r>
+        <w:t>Listed only mid-July 2026 — still zero public quarterly results to confirm the pre-IPO numbers hold as a listed company (first due ~mid-Nov 2026)</w:t>
+      </w:r>
+    </w:p>
+    <w:p>
+      <w:pPr>
+        <w:ind w:left="360"/>
+      </w:pPr>
+      <w:r>
+        <w:t>BSE-SME liquidity is a hard constraint on building or exiting a position</w:t>
       </w:r>
     </w:p>
     <w:sectPr>
